--- a/meetingNotes/Bibliography_SimFrameworksDatasets.docx
+++ b/meetingNotes/Bibliography_SimFrameworksDatasets.docx
@@ -1,21 +1,18 @@
 
 <file path=word/document.xml><?xml version="1.0" encoding="utf-8"?>
-<w:document xmlns:wpc="http://schemas.microsoft.com/office/word/2010/wordprocessingCanvas" xmlns:mc="http://schemas.openxmlformats.org/markup-compatibility/2006" xmlns:o="urn:schemas-microsoft-com:office:office" xmlns:r="http://schemas.openxmlformats.org/officeDocument/2006/relationships" xmlns:m="http://schemas.openxmlformats.org/officeDocument/2006/math" xmlns:v="urn:schemas-microsoft-com:vml" xmlns:wp14="http://schemas.microsoft.com/office/word/2010/wordprocessingDrawing" xmlns:wp="http://schemas.openxmlformats.org/drawingml/2006/wordprocessingDrawing" xmlns:w10="urn:schemas-microsoft-com:office:word" xmlns:w="http://schemas.openxmlformats.org/wordprocessingml/2006/main" xmlns:w14="http://schemas.microsoft.com/office/word/2010/wordml" xmlns:w15="http://schemas.microsoft.com/office/word/2012/wordml" xmlns:wpg="http://schemas.microsoft.com/office/word/2010/wordprocessingGroup" xmlns:wpi="http://schemas.microsoft.com/office/word/2010/wordprocessingInk" xmlns:wne="http://schemas.microsoft.com/office/word/2006/wordml" xmlns:wps="http://schemas.microsoft.com/office/word/2010/wordprocessingShape" xmlns:cx="http://schemas.microsoft.com/office/drawing/2014/chartex" xmlns:cx1="http://schemas.microsoft.com/office/drawing/2015/9/8/chartex" xmlns:cx2="http://schemas.microsoft.com/office/drawing/2015/10/21/chartex" xmlns:cx3="http://schemas.microsoft.com/office/drawing/2016/5/9/chartex" xmlns:cx4="http://schemas.microsoft.com/office/drawing/2016/5/10/chartex" xmlns:cx5="http://schemas.microsoft.com/office/drawing/2016/5/11/chartex" xmlns:cx6="http://schemas.microsoft.com/office/drawing/2016/5/12/chartex" xmlns:cx7="http://schemas.microsoft.com/office/drawing/2016/5/13/chartex" xmlns:cx8="http://schemas.microsoft.com/office/drawing/2016/5/14/chartex" xmlns:aink="http://schemas.microsoft.com/office/drawing/2016/ink" xmlns:am3d="http://schemas.microsoft.com/office/drawing/2017/model3d" xmlns:w16cex="http://schemas.microsoft.com/office/word/2018/wordml/cex" xmlns:w16cid="http://schemas.microsoft.com/office/word/2016/wordml/cid" xmlns:w16="http://schemas.microsoft.com/office/word/2018/wordml" xmlns:w16sdtdh="http://schemas.microsoft.com/office/word/2020/wordml/sdtdatahash" xmlns:w16se="http://schemas.microsoft.com/office/word/2015/wordml/symex" mc:Ignorable="w14 w15 wp14">
+<w:document xmlns:wpc="http://schemas.microsoft.com/office/word/2010/wordprocessingCanvas" xmlns:cx="http://schemas.microsoft.com/office/drawing/2014/chartex" xmlns:cx1="http://schemas.microsoft.com/office/drawing/2015/9/8/chartex" xmlns:cx2="http://schemas.microsoft.com/office/drawing/2015/10/21/chartex" xmlns:cx3="http://schemas.microsoft.com/office/drawing/2016/5/9/chartex" xmlns:cx4="http://schemas.microsoft.com/office/drawing/2016/5/10/chartex" xmlns:cx5="http://schemas.microsoft.com/office/drawing/2016/5/11/chartex" xmlns:cx6="http://schemas.microsoft.com/office/drawing/2016/5/12/chartex" xmlns:cx7="http://schemas.microsoft.com/office/drawing/2016/5/13/chartex" xmlns:cx8="http://schemas.microsoft.com/office/drawing/2016/5/14/chartex" xmlns:mc="http://schemas.openxmlformats.org/markup-compatibility/2006" xmlns:aink="http://schemas.microsoft.com/office/drawing/2016/ink" xmlns:am3d="http://schemas.microsoft.com/office/drawing/2017/model3d" xmlns:o="urn:schemas-microsoft-com:office:office" xmlns:oel="http://schemas.microsoft.com/office/2019/extlst" xmlns:r="http://schemas.openxmlformats.org/officeDocument/2006/relationships" xmlns:m="http://schemas.openxmlformats.org/officeDocument/2006/math" xmlns:v="urn:schemas-microsoft-com:vml" xmlns:wp14="http://schemas.microsoft.com/office/word/2010/wordprocessingDrawing" xmlns:wp="http://schemas.openxmlformats.org/drawingml/2006/wordprocessingDrawing" xmlns:w10="urn:schemas-microsoft-com:office:word" xmlns:w="http://schemas.openxmlformats.org/wordprocessingml/2006/main" xmlns:w14="http://schemas.microsoft.com/office/word/2010/wordml" xmlns:w15="http://schemas.microsoft.com/office/word/2012/wordml" xmlns:w16cei="http://schemas.microsoft.com/office/word/2026/wordml/cei" xmlns:w16cex="http://schemas.microsoft.com/office/word/2018/wordml/cex" xmlns:w16cid="http://schemas.microsoft.com/office/word/2016/wordml/cid" xmlns:w16="http://schemas.microsoft.com/office/word/2018/wordml" xmlns:w16du="http://schemas.microsoft.com/office/word/2023/wordml/word16du" xmlns:w16sdtdh="http://schemas.microsoft.com/office/word/2020/wordml/sdtdatahash" xmlns:w16sdtfl="http://schemas.microsoft.com/office/word/2024/wordml/sdtformatlock" xmlns:w16se="http://schemas.microsoft.com/office/word/2015/wordml/symex" xmlns:wpg="http://schemas.microsoft.com/office/word/2010/wordprocessingGroup" xmlns:wpi="http://schemas.microsoft.com/office/word/2010/wordprocessingInk" xmlns:wne="http://schemas.microsoft.com/office/word/2006/wordml" xmlns:wps="http://schemas.microsoft.com/office/word/2010/wordprocessingShape" mc:Ignorable="w14 w15 w16se w16cid w16 w16cex w16sdtdh w16sdtfl w16du wp14">
   <w:body>
     <w:p>
       <w:pPr>
         <w:pStyle w:val="Title"/>
       </w:pPr>
       <w:r>
-        <w:t xml:space="preserve">Bibliography/Literature Review</w:t>
-      </w:r>
-    </w:p>
-    <w:p>
-      <w:pPr>
-        <w:spacing w:after="0"/>
-      </w:pPr>
-      <w:r>
-        <w:t xml:space="preserve">Liam Degand</w:t>
+        <w:t>Bibliography/Literature Review</w:t>
+      </w:r>
+    </w:p>
+    <w:p>
+      <w:r>
+        <w:t>Liam Degand</w:t>
       </w:r>
     </w:p>
     <w:p>
@@ -23,7 +20,7 @@
         <w:spacing w:after="300"/>
       </w:pPr>
       <w:r>
-        <w:t xml:space="preserve">09/08/2026</w:t>
+        <w:t>09/08/2026</w:t>
       </w:r>
     </w:p>
     <w:p>
@@ -36,15 +33,7 @@
           <w:bCs/>
           <w:color w:val="1F5FA6"/>
         </w:rPr>
-        <w:t xml:space="preserve">■ </w:t>
-      </w:r>
-      <w:r>
-        <w:rPr>
-          <w:b/>
-          <w:bCs/>
-          <w:color w:val="1F5FA6"/>
-        </w:rPr>
-        <w:t xml:space="preserve">Strong Reference</w:t>
+        <w:t>■ Strong Reference</w:t>
       </w:r>
       <w:r>
         <w:t xml:space="preserve">     |     </w:t>
@@ -55,7 +44,7 @@
           <w:bCs/>
           <w:color w:val="B7791F"/>
         </w:rPr>
-        <w:t xml:space="preserve">■ </w:t>
+        <w:t>■ Supporting Reference</w:t>
       </w:r>
       <w:r>
         <w:rPr>
@@ -63,7 +52,19 @@
           <w:bCs/>
           <w:color w:val="B7791F"/>
         </w:rPr>
-        <w:t xml:space="preserve">Supporting Reference</w:t>
+        <w:tab/>
+        <w:t xml:space="preserve"> </w:t>
+      </w:r>
+      <w:r>
+        <w:t xml:space="preserve">|     </w:t>
+      </w:r>
+      <w:r>
+        <w:rPr>
+          <w:b/>
+          <w:bCs/>
+          <w:color w:val="FF0000"/>
+        </w:rPr>
+        <w:t>■ Supporting Reference</w:t>
       </w:r>
     </w:p>
     <w:p>
@@ -71,7 +72,7 @@
         <w:pStyle w:val="Heading1"/>
       </w:pPr>
       <w:r>
-        <w:t xml:space="preserve">Secure Simulation Frameworks &amp; Datasets</w:t>
+        <w:t>Secure Simulation Frameworks &amp; Datasets</w:t>
       </w:r>
     </w:p>
     <w:p>
@@ -83,18 +84,19 @@
           <w:i/>
           <w:iCs/>
         </w:rPr>
-        <w:t xml:space="preserve">Covers both of our sub-bullets: (a) extending a ROS 2 UAV simulator (PX4 + Gazebo/Ignition) with attack injection and full telemetry logging, and (b) public intrusion-detection datasets for ROS 2 UAVs with labeled attack/normal phases.</w:t>
+        <w:t>Covers both of our sub-bullets: (a) extending a ROS 2 UAV simulator (PX4 + Gazebo/Ignition) with attack injection and full telemetry logging, and (b) public intrusion-detection datasets for ROS 2 UAVs with labeled attack/normal phases.</w:t>
       </w:r>
     </w:p>
     <w:p>
       <w:pPr>
         <w:spacing w:after="80"/>
       </w:pPr>
+      <w:commentRangeStart w:id="0"/>
       <w:r>
         <w:rPr>
           <w:b/>
           <w:bCs/>
-          <w:color w:val="1F5FA6"/>
+          <w:color w:val="FF0000"/>
         </w:rPr>
         <w:t xml:space="preserve">[1] </w:t>
       </w:r>
@@ -106,17 +108,17 @@
           <w:i/>
           <w:iCs/>
         </w:rPr>
-        <w:t xml:space="preserve">arXiv:2410.03971</w:t>
+        <w:t>arXiv:2410.03971</w:t>
       </w:r>
       <w:r>
         <w:t xml:space="preserve">, Oct. 2024. [Online]. Available: </w:t>
       </w:r>
-      <w:hyperlink w:history="1" r:id="rId-20dlece-xl4yanb5gr4s">
+      <w:hyperlink r:id="rId5" w:history="1">
         <w:r>
           <w:rPr>
             <w:rStyle w:val="Hyperlink"/>
           </w:rPr>
-          <w:t xml:space="preserve">https://arxiv.org/abs/2410.03971</w:t>
+          <w:t>https://arxiv.org/abs/2410.03971</w:t>
         </w:r>
       </w:hyperlink>
     </w:p>
@@ -125,7 +127,16 @@
         <w:spacing w:after="240"/>
       </w:pPr>
       <w:r>
-        <w:t xml:space="preserve">The closest match to our first bullet. ROS 2 + Gazebo, modular by design, with motion planner, controller, communication model, and attack model shipped as first-class swappable components — they call the attack model out as its own pluggable piece, which is exactly the architecture we'd want if we're building our own injection layer rather than bolting attacks onto someone else's controller loop. Caveat: I could not confirm a public code release from the abstract or PDF pages, worth emailing the authors before building on it.</w:t>
+        <w:t xml:space="preserve">The closest match to our first bullet. ROS 2 + Gazebo, modular by design, with motion planner, controller, communication model, and attack model shipped as first-class swappable components — they call the attack model out as its own pluggable piece, which is exactly the architecture we'd want if we're building our own injection layer rather than bolting attacks onto someone else's controller loop. </w:t>
+      </w:r>
+      <w:commentRangeEnd w:id="0"/>
+      <w:r>
+        <w:rPr>
+          <w:rStyle w:val="CommentReference"/>
+          <w:sz w:val="20"/>
+          <w:szCs w:val="20"/>
+        </w:rPr>
+        <w:commentReference w:id="0"/>
       </w:r>
     </w:p>
     <w:p>
@@ -136,7 +147,7 @@
         <w:rPr>
           <w:b/>
           <w:bCs/>
-          <w:color w:val="1F5FA6"/>
+          <w:color w:val="FF0000"/>
         </w:rPr>
         <w:t xml:space="preserve">[2] </w:t>
       </w:r>
@@ -148,17 +159,17 @@
           <w:i/>
           <w:iCs/>
         </w:rPr>
-        <w:t xml:space="preserve">Sensors</w:t>
+        <w:t>Sensors</w:t>
       </w:r>
       <w:r>
         <w:t xml:space="preserve">, vol. 26, no. 10, p. 3188, May 2026, doi: 10.3390/s26103188. [Online]. Available: </w:t>
       </w:r>
-      <w:hyperlink w:history="1" r:id="rIdqztmnvdo5hnby3mgjbjpm">
+      <w:hyperlink r:id="rId10" w:history="1">
         <w:r>
           <w:rPr>
             <w:rStyle w:val="Hyperlink"/>
           </w:rPr>
-          <w:t xml:space="preserve">https://doi.org/10.3390/s26103188</w:t>
+          <w:t>https://doi.org/10.3390/s26103188</w:t>
         </w:r>
       </w:hyperlink>
     </w:p>
@@ -166,8 +177,18 @@
       <w:pPr>
         <w:spacing w:after="240"/>
       </w:pPr>
-      <w:r>
-        <w:t xml:space="preserve">This is the paper that most threatens our proposal as originally scoped, not just the logging half of it. Their Section 9 says they are already running controlled fault injections (active FDI, targeted GNSS spoofing, computational-load variation) across dozens of repeated real and simulated flights specifically to build a labeled attack dataset and a lightweight IDS trained on it — attack injection into PX4 simulation, full telemetry capture, labeled vulnerability dataset, exploration tool: the same four nouns as our proposal. The logging pipeline itself is already built and published (pyulog → CSV → pandas, phase-locked cross-flight alignment keyed to mission-item state transitions rather than wall-clock time, RMSE/variance/JSD/FFT metrics). If our contribution is “full telemetry logging,” that piece is done. We need to differentiate at the injection/dataset layer, or push into the ROS 2/DDS layer this paper doesn't touch (it logs PX4's own uORB bus, not the ROS 2 graph sitting on top of it).</w:t>
+      <w:commentRangeStart w:id="1"/>
+      <w:r>
+        <w:t>This is the paper that most threatens our proposal as originally scoped, not just the logging half of it. Their Section 9 says they are already running controlled fault injections (active FDI, targeted GNSS spoofing, computational-load variation) across dozens of repeated real and simulated flights specifically to build a labeled attack dataset and a lightweight IDS trained on it — attack injection into PX4 simulation, full telemetry capture, labeled vulnerability dataset, exploration tool: the same four nouns as our proposal. The logging pipeline itself is already built and published (pyulog → CSV → pandas, phase-locked cross-flight alignment keyed to mission-item state transitions rather than wall-clock time, RMSE/variance/JSD/FFT metrics). If our contribution is “full telemetry logging,” that piece is done. We need to differentiate at the injection/dataset layer, or push into the ROS 2/DDS layer this paper doesn't touch (it logs PX4's own uORB bus, not the ROS 2 graph sitting on top of it).</w:t>
+      </w:r>
+      <w:commentRangeEnd w:id="1"/>
+      <w:r>
+        <w:rPr>
+          <w:rStyle w:val="CommentReference"/>
+          <w:sz w:val="20"/>
+          <w:szCs w:val="20"/>
+        </w:rPr>
+        <w:commentReference w:id="1"/>
       </w:r>
     </w:p>
     <w:p>
@@ -190,17 +211,17 @@
           <w:i/>
           <w:iCs/>
         </w:rPr>
-        <w:t xml:space="preserve">Proc. IEEE/RSJ Int. Conf. Intelligent Robots and Systems (IROS)</w:t>
+        <w:t>Proc. IEEE/RSJ Int. Conf. Intelligent Robots and Systems (IROS)</w:t>
       </w:r>
       <w:r>
         <w:t xml:space="preserve">, 2024, pp. 12414–12419. [Online]. Available: </w:t>
       </w:r>
-      <w:hyperlink w:history="1" r:id="rId_24oj7qw5-jwgbqnmlyxb">
+      <w:hyperlink r:id="rId11" w:history="1">
         <w:r>
           <w:rPr>
             <w:rStyle w:val="Hyperlink"/>
           </w:rPr>
-          <w:t xml:space="preserve">https://arxiv.org/abs/2407.09342</w:t>
+          <w:t>https://arxiv.org/abs/2407.09342</w:t>
         </w:r>
       </w:hyperlink>
     </w:p>
@@ -209,7 +230,7 @@
         <w:spacing w:after="240"/>
       </w:pPr>
       <w:r>
-        <w:t xml:space="preserve">Sensor emulation at the boundary between sim and real airframe rather than a full simulator — Gazebo plus a motion-capture rig stand in for GNSS and camera measurements, so an attacker can inject FDI against actual flight hardware without flying into anything. Open-source (github.com/CogniPilot/mixed_sense). Less a direct competitor and more a pattern worth borrowing for our own injection layer, particularly the empirical approach they use to match injected-signal latency and noise characteristics to the real sensor so the injection itself isn't trivially detectable.</w:t>
+        <w:t>Sensor emulation at the boundary between sim and real airframe rather than a full simulator — Gazebo plus a motion-capture rig stand in for GNSS and camera measurements, so an attacker can inject FDI against actual flight hardware without flying into anything. Open-source (github.com/CogniPilot/mixed_sense). Less a direct competitor and more a pattern worth borrowing for our own injection layer, particularly the empirical approach they use to match injected-signal latency and noise characteristics to the real sensor so the injection itself isn't trivially detectable.</w:t>
       </w:r>
     </w:p>
     <w:p>
@@ -232,10 +253,10 @@
           <w:i/>
           <w:iCs/>
         </w:rPr>
-        <w:t xml:space="preserve">Proc. 9th ACM/IEEE Int. Conf. Cyber-Physical Systems (ICCPS)</w:t>
-      </w:r>
-      <w:r>
-        <w:t xml:space="preserve">, Porto, Portugal, 2018, pp. 130–139, doi: 10.1109/ICCPS.2018.00021.</w:t>
+        <w:t>Proc. 9th ACM/IEEE Int. Conf. Cyber-Physical Systems (ICCPS)</w:t>
+      </w:r>
+      <w:r>
+        <w:t>, Porto, Portugal, 2018, pp. 130–139, doi: 10.1109/ICCPS.2018.00021.</w:t>
       </w:r>
     </w:p>
     <w:p>
@@ -243,7 +264,7 @@
         <w:spacing w:after="240"/>
       </w:pPr>
       <w:r>
-        <w:t xml:space="preserve">Not security-specific, and six years old at this point, but it's the containerized ROS + Gazebo + PX4 + Docker + Ansible substrate a lot of later work, including [1], sits on top of. Read it for the infrastructure pattern (cloud-hosted Containers-as-a-Service simulation, no special hardware requirements) rather than as related work to position against.</w:t>
+        <w:t>Not security-specific, and six years old at this point, but it's the containerized ROS + Gazebo + PX4 + Docker + Ansible substrate a lot of later work, including [1], sits on top of. Read it for the infrastructure pattern (cloud-hosted Containers-as-a-Service simulation, no special hardware requirements) rather than as related work to position against.</w:t>
       </w:r>
     </w:p>
     <w:p>
@@ -256,6 +277,7 @@
           <w:bCs/>
           <w:color w:val="1F5FA6"/>
         </w:rPr>
+        <w:lastRenderedPageBreak/>
         <w:t xml:space="preserve">[5] </w:t>
       </w:r>
       <w:r>
@@ -266,17 +288,17 @@
           <w:i/>
           <w:iCs/>
         </w:rPr>
-        <w:t xml:space="preserve">Scientific Data</w:t>
+        <w:t>Scientific Data</w:t>
       </w:r>
       <w:r>
         <w:t xml:space="preserve">, vol. 11, art. 481, May 2024, doi: 10.1038/s41597-024-03311-2. [Online]. Available: </w:t>
       </w:r>
-      <w:hyperlink w:history="1" r:id="rId1vff0ntrepzg6ir_bef2n">
+      <w:hyperlink r:id="rId12" w:history="1">
         <w:r>
           <w:rPr>
             <w:rStyle w:val="Hyperlink"/>
           </w:rPr>
-          <w:t xml:space="preserve">https://www.ncbi.nlm.nih.gov/pmc/articles/PMC11087584/</w:t>
+          <w:t>https://www.ncbi.nlm.nih.gov/pmc/articles/PMC11087584/</w:t>
         </w:r>
       </w:hyperlink>
     </w:p>
@@ -285,7 +307,7 @@
         <w:spacing w:after="80"/>
       </w:pPr>
       <w:r>
-        <w:t xml:space="preserve">The most direct hit for our second bullet, though the platform is a ROS2 ground/IoT rig rather than a UAV. Three architectural layers are monitored simultaneously (Linux OS, network, and ROS2 services themselves), and the part worth stealing for our own dataset is the labeling protocol: attack periods are interleaved with normal operation repeatedly rather than run as one long dedicated attack session, so a detector trained on it also learns time-to-detect and how much damage happened before detection, not just a binary label.</w:t>
+        <w:t>The most direct hit for our second bullet, though the platform is a ROS2 ground/IoT rig rather than a UAV. Three architectural layers are monitored simultaneously (Linux OS, network, and ROS2 services themselves), and the part worth stealing for our own dataset is the labeling protocol: attack periods are interleaved with normal operation repeatedly rather than run as one long dedicated attack session, so a detector trained on it also learns time-to-detect and how much damage happened before detection, not just a binary label.</w:t>
       </w:r>
     </w:p>
     <w:p>
@@ -298,7 +320,7 @@
           <w:i/>
           <w:iCs/>
         </w:rPr>
-        <w:t xml:space="preserve">“alternates periods of attack-free operation with periods when a specific attack is being performed”</w:t>
+        <w:t>“alternates periods of attack-free operation with periods when a specific attack is being performed”</w:t>
       </w:r>
     </w:p>
     <w:p>
@@ -321,10 +343,10 @@
           <w:i/>
           <w:iCs/>
         </w:rPr>
-        <w:t xml:space="preserve">IEEE Trans. Intell. Transp. Syst.</w:t>
-      </w:r>
-      <w:r>
-        <w:t xml:space="preserve">, vol. 25, no. 6, pp. 6106–6117, Jun. 2024, doi: 10.1109/TITS.2023.3339728. Dataset: S. C. Hassler, U. A. Mughal, and M. Ismail, “Cyber-Physical Dataset for UAVs Under Normal Operations and Cyber-Attacks,” IEEE DataPort, 2023, doi: 10.21227/6f22-py65.</w:t>
+        <w:t>IEEE Trans. Intell. Transp. Syst.</w:t>
+      </w:r>
+      <w:r>
+        <w:t>, vol. 25, no. 6, pp. 6106–6117, Jun. 2024, doi: 10.1109/TITS.2023.3339728. Dataset: S. C. Hassler, U. A. Mughal, and M. Ismail, “Cyber-Physical Dataset for UAVs Under Normal Operations and Cyber-Attacks,” IEEE DataPort, 2023, doi: 10.21227/6f22-py65.</w:t>
       </w:r>
     </w:p>
     <w:p>
@@ -332,7 +354,7 @@
         <w:spacing w:after="240"/>
       </w:pPr>
       <w:r>
-        <w:t xml:space="preserve">This paper is basically restating our second bullet back to us as its own motivation — they open by pointing at the lack of a public UAV cyber-plus-physical dataset as what's holding the field back, then publish one themselves. Four attack types (DoS, replay, evil-twin, FDI), each split into a labeled cyber segment and a labeled physical segment, so you get separate ground-truth windows for “the network layer sees something wrong” versus “the airframe is now behaving abnormally.” That split lines up well with our own cyber-physical framing. Not ROS2-native, though (their testbed is a commercial quadrotor plus a laptop controller, not a ROS2 graph), so there's still room for a ROS2/DDS-semantic version of this same dataset design.</w:t>
+        <w:t>This paper is basically restating our second bullet back to us as its own motivation — they open by pointing at the lack of a public UAV cyber-plus-physical dataset as what's holding the field back, then publish one themselves. Four attack types (DoS, replay, evil-twin, FDI), each split into a labeled cyber segment and a labeled physical segment, so you get separate ground-truth windows for “the network layer sees something wrong” versus “the airframe is now behaving abnormally.” That split lines up well with our own cyber-physical framing. Not ROS2-native, though (their testbed is a commercial quadrotor plus a laptop controller, not a ROS2 graph), so there's still room for a ROS2/DDS-semantic version of this same dataset design.</w:t>
       </w:r>
     </w:p>
     <w:p>
@@ -348,7 +370,7 @@
         <w:t xml:space="preserve">[7] </w:t>
       </w:r>
       <w:r>
-        <w:t xml:space="preserve">S. Mishra, B. Bhargava, Z. Liu, and S. Islam, “UAV-CAS: A calibrated digital-twin dataset for intrusion detection in UAV swarm networks,” IEEE DataPort, 2025, doi: 10.21227/zgrg-z865.</w:t>
+        <w:t>S. Mishra, B. Bhargava, Z. Liu, and S. Islam, “UAV-CAS: A calibrated digital-twin dataset for intrusion detection in UAV swarm networks,” IEEE DataPort, 2025, doi: 10.21227/zgrg-z865.</w:t>
       </w:r>
     </w:p>
     <w:p>
@@ -356,13 +378,13 @@
         <w:spacing w:after="240"/>
       </w:pPr>
       <w:r>
-        <w:t xml:space="preserve">Newer, and network-layer only — DoS/DDoS/blackhole/wormhole/replay flow data generated from a Containernet digital twin that's explicitly calibrated against the AERPAW physical testbed rather than ROS2 or cyber-physical telemetry. Not directly reusable for us, but worth citing for the calibration argument: they point out that most existing UAV IDS datasets don't vary link quality and mobility enough to actually test whether a detector survives real distributional shift, and build a four-layer calibration pipeline specifically to fix that. That's a gap our own dataset design should not repeat if we want detector results to mean anything off of our own simulator.</w:t>
+        <w:t>Newer, and network-layer only — DoS/DDoS/blackhole/wormhole/replay flow data generated from a Containernet digital twin that's explicitly calibrated against the AERPAW physical testbed rather than ROS2 or cyber-physical telemetry. Not directly reusable for us, but worth citing for the calibration argument: they point out that most existing UAV IDS datasets don't vary link quality and mobility enough to actually test whether a detector survives real distributional shift, and build a four-layer calibration pipeline specifically to fix that. That's a gap our own dataset design should not repeat if we want detector results to mean anything off of our own simulator.</w:t>
       </w:r>
     </w:p>
     <w:sectPr>
-      <w:pgSz w:w="12240" w:h="15840" w:orient="portrait"/>
+      <w:pgSz w:w="12240" w:h="15840"/>
       <w:pgMar w:top="1440" w:right="1440" w:bottom="1440" w:left="1440" w:header="708" w:footer="708" w:gutter="0"/>
-      <w:pgNumType/>
+      <w:cols w:space="720"/>
       <w:docGrid w:linePitch="360"/>
     </w:sectPr>
   </w:body>
@@ -370,88 +392,70 @@
 </file>
 
 <file path=word/comments.xml><?xml version="1.0" encoding="utf-8"?>
-<w:comments xmlns:cx="http://schemas.microsoft.com/office/drawing/2014/chartex" xmlns:cx1="http://schemas.microsoft.com/office/drawing/2015/9/8/chartex" xmlns:cx2="http://schemas.microsoft.com/office/drawing/2015/10/21/chartex" xmlns:cx3="http://schemas.microsoft.com/office/drawing/2016/5/9/chartex" xmlns:cx4="http://schemas.microsoft.com/office/drawing/2016/5/10/chartex" xmlns:cx5="http://schemas.microsoft.com/office/drawing/2016/5/11/chartex" xmlns:cx6="http://schemas.microsoft.com/office/drawing/2016/5/12/chartex" xmlns:cx7="http://schemas.microsoft.com/office/drawing/2016/5/13/chartex" xmlns:cx8="http://schemas.microsoft.com/office/drawing/2016/5/14/chartex" xmlns:mc="http://schemas.openxmlformats.org/markup-compatibility/2006" xmlns:aink="http://schemas.microsoft.com/office/drawing/2016/ink" xmlns:am3d="http://schemas.microsoft.com/office/drawing/2017/model3d" xmlns:o="urn:schemas-microsoft-com:office:office" xmlns:r="http://schemas.openxmlformats.org/officeDocument/2006/relationships" xmlns:m="http://schemas.openxmlformats.org/officeDocument/2006/math" xmlns:v="urn:schemas-microsoft-com:vml" xmlns:wp14="http://schemas.microsoft.com/office/word/2010/wordprocessingDrawing" xmlns:wp="http://schemas.openxmlformats.org/drawingml/2006/wordprocessingDrawing" xmlns:w10="urn:schemas-microsoft-com:office:word" xmlns:w="http://schemas.openxmlformats.org/wordprocessingml/2006/main" xmlns:w14="http://schemas.microsoft.com/office/word/2010/wordml" xmlns:w15="http://schemas.microsoft.com/office/word/2012/wordml" xmlns:w16cex="http://schemas.microsoft.com/office/word/2018/wordml/cex" xmlns:w16cid="http://schemas.microsoft.com/office/word/2016/wordml/cid" xmlns:w16="http://schemas.microsoft.com/office/word/2018/wordml" xmlns:w16sdtdh="http://schemas.microsoft.com/office/word/2020/wordml/sdtdatahash" xmlns:w16se="http://schemas.microsoft.com/office/word/2015/wordml/symex" xmlns:wpg="http://schemas.microsoft.com/office/word/2010/wordprocessingGroup" xmlns:wpi="http://schemas.microsoft.com/office/word/2010/wordprocessingInk" xmlns:wne="http://schemas.microsoft.com/office/word/2006/wordml" xmlns:wps="http://schemas.microsoft.com/office/word/2010/wordprocessingShape"/>
+<w:comments xmlns:wpc="http://schemas.microsoft.com/office/word/2010/wordprocessingCanvas" xmlns:cx="http://schemas.microsoft.com/office/drawing/2014/chartex" xmlns:cx1="http://schemas.microsoft.com/office/drawing/2015/9/8/chartex" xmlns:cx2="http://schemas.microsoft.com/office/drawing/2015/10/21/chartex" xmlns:cx3="http://schemas.microsoft.com/office/drawing/2016/5/9/chartex" xmlns:cx4="http://schemas.microsoft.com/office/drawing/2016/5/10/chartex" xmlns:cx5="http://schemas.microsoft.com/office/drawing/2016/5/11/chartex" xmlns:cx6="http://schemas.microsoft.com/office/drawing/2016/5/12/chartex" xmlns:cx7="http://schemas.microsoft.com/office/drawing/2016/5/13/chartex" xmlns:cx8="http://schemas.microsoft.com/office/drawing/2016/5/14/chartex" xmlns:mc="http://schemas.openxmlformats.org/markup-compatibility/2006" xmlns:aink="http://schemas.microsoft.com/office/drawing/2016/ink" xmlns:am3d="http://schemas.microsoft.com/office/drawing/2017/model3d" xmlns:o="urn:schemas-microsoft-com:office:office" xmlns:oel="http://schemas.microsoft.com/office/2019/extlst" xmlns:r="http://schemas.openxmlformats.org/officeDocument/2006/relationships" xmlns:m="http://schemas.openxmlformats.org/officeDocument/2006/math" xmlns:v="urn:schemas-microsoft-com:vml" xmlns:wp14="http://schemas.microsoft.com/office/word/2010/wordprocessingDrawing" xmlns:wp="http://schemas.openxmlformats.org/drawingml/2006/wordprocessingDrawing" xmlns:w10="urn:schemas-microsoft-com:office:word" xmlns:w="http://schemas.openxmlformats.org/wordprocessingml/2006/main" xmlns:w14="http://schemas.microsoft.com/office/word/2010/wordml" xmlns:w15="http://schemas.microsoft.com/office/word/2012/wordml" xmlns:w16cei="http://schemas.microsoft.com/office/word/2026/wordml/cei" xmlns:w16cex="http://schemas.microsoft.com/office/word/2018/wordml/cex" xmlns:w16cid="http://schemas.microsoft.com/office/word/2016/wordml/cid" xmlns:w16="http://schemas.microsoft.com/office/word/2018/wordml" xmlns:w16du="http://schemas.microsoft.com/office/word/2023/wordml/word16du" xmlns:w16sdtdh="http://schemas.microsoft.com/office/word/2020/wordml/sdtdatahash" xmlns:w16sdtfl="http://schemas.microsoft.com/office/word/2024/wordml/sdtformatlock" xmlns:w16se="http://schemas.microsoft.com/office/word/2015/wordml/symex" xmlns:wpg="http://schemas.microsoft.com/office/word/2010/wordprocessingGroup" xmlns:wpi="http://schemas.microsoft.com/office/word/2010/wordprocessingInk" xmlns:wne="http://schemas.microsoft.com/office/word/2006/wordml" xmlns:wps="http://schemas.microsoft.com/office/word/2010/wordprocessingShape" mc:Ignorable="w14 w15 w16se w16cid w16 w16cex w16sdtdh w16sdtfl w16du wp14">
+  <w:comment w:id="0" w:author="Liam Degand" w:date="2026-09-08T14:58:00Z" w:initials="LD">
+    <w:p>
+      <w:pPr>
+        <w:pStyle w:val="CommentText"/>
+      </w:pPr>
+      <w:r>
+        <w:rPr>
+          <w:rStyle w:val="CommentReference"/>
+        </w:rPr>
+        <w:annotationRef/>
+      </w:r>
+      <w:r>
+        <w:t>We have to either pivot or differentiate</w:t>
+      </w:r>
+    </w:p>
+  </w:comment>
+  <w:comment w:id="1" w:author="Liam Degand" w:date="2026-09-08T14:59:00Z" w:initials="LD">
+    <w:p>
+      <w:pPr>
+        <w:pStyle w:val="CommentText"/>
+      </w:pPr>
+      <w:r>
+        <w:rPr>
+          <w:rStyle w:val="CommentReference"/>
+        </w:rPr>
+        <w:annotationRef/>
+      </w:r>
+      <w:r>
+        <w:t>I think this is the nail in the coffin which makes us have to pivot</w:t>
+      </w:r>
+    </w:p>
+  </w:comment>
+</w:comments>
 </file>
 
-<file path=word/endnotes.xml><?xml version="1.0" encoding="utf-8"?>
-<w:endnotes xmlns:wpc="http://schemas.microsoft.com/office/word/2010/wordprocessingCanvas" xmlns:mc="http://schemas.openxmlformats.org/markup-compatibility/2006" xmlns:o="urn:schemas-microsoft-com:office:office" xmlns:r="http://schemas.openxmlformats.org/officeDocument/2006/relationships" xmlns:m="http://schemas.openxmlformats.org/officeDocument/2006/math" xmlns:v="urn:schemas-microsoft-com:vml" xmlns:wp14="http://schemas.microsoft.com/office/word/2010/wordprocessingDrawing" xmlns:wp="http://schemas.openxmlformats.org/drawingml/2006/wordprocessingDrawing" xmlns:w10="urn:schemas-microsoft-com:office:word" xmlns:w="http://schemas.openxmlformats.org/wordprocessingml/2006/main" xmlns:w14="http://schemas.microsoft.com/office/word/2010/wordml" xmlns:w15="http://schemas.microsoft.com/office/word/2012/wordml" xmlns:wpg="http://schemas.microsoft.com/office/word/2010/wordprocessingGroup" xmlns:wpi="http://schemas.microsoft.com/office/word/2010/wordprocessingInk" xmlns:wne="http://schemas.microsoft.com/office/word/2006/wordml" xmlns:wps="http://schemas.microsoft.com/office/word/2010/wordprocessingShape" mc:Ignorable="w14 w15 wp14">
-  <w:endnote w:type="separator" w:id="-1">
-    <w:p>
-      <w:pPr>
-        <w:spacing w:after="0" w:line="240" w:lineRule="auto"/>
-      </w:pPr>
-      <w:r>
-        <w:rPr>
-          <w:rStyle w:val="EndnoteReference"/>
-        </w:rPr>
-        <w:endnoteRef/>
-      </w:r>
-      <w:r>
-        <w:separator/>
-      </w:r>
-    </w:p>
-  </w:endnote>
-  <w:endnote w:type="continuationSeparator" w:id="0">
-    <w:p>
-      <w:pPr>
-        <w:spacing w:after="0" w:line="240" w:lineRule="auto"/>
-      </w:pPr>
-      <w:r>
-        <w:rPr>
-          <w:rStyle w:val="EndnoteReference"/>
-        </w:rPr>
-        <w:endnoteRef/>
-      </w:r>
-      <w:r>
-        <w:continuationSeparator/>
-      </w:r>
-    </w:p>
-  </w:endnote>
-</w:endnotes>
+<file path=word/commentsExtended.xml><?xml version="1.0" encoding="utf-8"?>
+<w15:commentsEx xmlns:wpc="http://schemas.microsoft.com/office/word/2010/wordprocessingCanvas" xmlns:cx="http://schemas.microsoft.com/office/drawing/2014/chartex" xmlns:cx1="http://schemas.microsoft.com/office/drawing/2015/9/8/chartex" xmlns:cx2="http://schemas.microsoft.com/office/drawing/2015/10/21/chartex" xmlns:cx3="http://schemas.microsoft.com/office/drawing/2016/5/9/chartex" xmlns:cx4="http://schemas.microsoft.com/office/drawing/2016/5/10/chartex" xmlns:cx5="http://schemas.microsoft.com/office/drawing/2016/5/11/chartex" xmlns:cx6="http://schemas.microsoft.com/office/drawing/2016/5/12/chartex" xmlns:cx7="http://schemas.microsoft.com/office/drawing/2016/5/13/chartex" xmlns:cx8="http://schemas.microsoft.com/office/drawing/2016/5/14/chartex" xmlns:mc="http://schemas.openxmlformats.org/markup-compatibility/2006" xmlns:aink="http://schemas.microsoft.com/office/drawing/2016/ink" xmlns:am3d="http://schemas.microsoft.com/office/drawing/2017/model3d" xmlns:o="urn:schemas-microsoft-com:office:office" xmlns:oel="http://schemas.microsoft.com/office/2019/extlst" xmlns:r="http://schemas.openxmlformats.org/officeDocument/2006/relationships" xmlns:m="http://schemas.openxmlformats.org/officeDocument/2006/math" xmlns:v="urn:schemas-microsoft-com:vml" xmlns:wp14="http://schemas.microsoft.com/office/word/2010/wordprocessingDrawing" xmlns:wp="http://schemas.openxmlformats.org/drawingml/2006/wordprocessingDrawing" xmlns:w10="urn:schemas-microsoft-com:office:word" xmlns:w="http://schemas.openxmlformats.org/wordprocessingml/2006/main" xmlns:w14="http://schemas.microsoft.com/office/word/2010/wordml" xmlns:w15="http://schemas.microsoft.com/office/word/2012/wordml" xmlns:w16cei="http://schemas.microsoft.com/office/word/2026/wordml/cei" xmlns:w16cex="http://schemas.microsoft.com/office/word/2018/wordml/cex" xmlns:w16cid="http://schemas.microsoft.com/office/word/2016/wordml/cid" xmlns:w16="http://schemas.microsoft.com/office/word/2018/wordml" xmlns:w16du="http://schemas.microsoft.com/office/word/2023/wordml/word16du" xmlns:w16sdtdh="http://schemas.microsoft.com/office/word/2020/wordml/sdtdatahash" xmlns:w16sdtfl="http://schemas.microsoft.com/office/word/2024/wordml/sdtformatlock" xmlns:w16se="http://schemas.microsoft.com/office/word/2015/wordml/symex" xmlns:wpg="http://schemas.microsoft.com/office/word/2010/wordprocessingGroup" xmlns:wpi="http://schemas.microsoft.com/office/word/2010/wordprocessingInk" xmlns:wne="http://schemas.microsoft.com/office/word/2006/wordml" xmlns:wps="http://schemas.microsoft.com/office/word/2010/wordprocessingShape" mc:Ignorable="w14 w15 w16se w16cid w16 w16cex w16sdtdh w16sdtfl w16du wp14">
+  <w15:commentEx w15:paraId="48A96336" w15:done="0"/>
+  <w15:commentEx w15:paraId="12D40B1E" w15:done="0"/>
+</w15:commentsEx>
 </file>
 
-<file path=word/footnotes.xml><?xml version="1.0" encoding="utf-8"?>
-<w:footnotes xmlns:wpc="http://schemas.microsoft.com/office/word/2010/wordprocessingCanvas" xmlns:mc="http://schemas.openxmlformats.org/markup-compatibility/2006" xmlns:o="urn:schemas-microsoft-com:office:office" xmlns:r="http://schemas.openxmlformats.org/officeDocument/2006/relationships" xmlns:m="http://schemas.openxmlformats.org/officeDocument/2006/math" xmlns:v="urn:schemas-microsoft-com:vml" xmlns:wp14="http://schemas.microsoft.com/office/word/2010/wordprocessingDrawing" xmlns:wp="http://schemas.openxmlformats.org/drawingml/2006/wordprocessingDrawing" xmlns:w10="urn:schemas-microsoft-com:office:word" xmlns:w="http://schemas.openxmlformats.org/wordprocessingml/2006/main" xmlns:w14="http://schemas.microsoft.com/office/word/2010/wordml" xmlns:w15="http://schemas.microsoft.com/office/word/2012/wordml" xmlns:wpg="http://schemas.microsoft.com/office/word/2010/wordprocessingGroup" xmlns:wpi="http://schemas.microsoft.com/office/word/2010/wordprocessingInk" xmlns:wne="http://schemas.microsoft.com/office/word/2006/wordml" xmlns:wps="http://schemas.microsoft.com/office/word/2010/wordprocessingShape" mc:Ignorable="w14 w15 wp14">
-  <w:footnote w:type="separator" w:id="-1">
-    <w:p>
-      <w:pPr>
-        <w:spacing w:after="0" w:line="240" w:lineRule="auto"/>
-      </w:pPr>
-      <w:r>
-        <w:rPr>
-          <w:rStyle w:val="FootnoteReference"/>
-        </w:rPr>
-        <w:footnoteRef/>
-      </w:r>
-      <w:r>
-        <w:separator/>
-      </w:r>
-    </w:p>
-  </w:footnote>
-  <w:footnote w:type="continuationSeparator" w:id="0">
-    <w:p>
-      <w:pPr>
-        <w:spacing w:after="0" w:line="240" w:lineRule="auto"/>
-      </w:pPr>
-      <w:r>
-        <w:rPr>
-          <w:rStyle w:val="FootnoteReference"/>
-        </w:rPr>
-        <w:footnoteRef/>
-      </w:r>
-      <w:r>
-        <w:continuationSeparator/>
-      </w:r>
-    </w:p>
-  </w:footnote>
-</w:footnotes>
+<file path=word/commentsExtensible.xml><?xml version="1.0" encoding="utf-8"?>
+<w16cex:commentsExtensible xmlns:wpc="http://schemas.microsoft.com/office/word/2010/wordprocessingCanvas" xmlns:cx="http://schemas.microsoft.com/office/drawing/2014/chartex" xmlns:cx1="http://schemas.microsoft.com/office/drawing/2015/9/8/chartex" xmlns:cx2="http://schemas.microsoft.com/office/drawing/2015/10/21/chartex" xmlns:cx3="http://schemas.microsoft.com/office/drawing/2016/5/9/chartex" xmlns:cx4="http://schemas.microsoft.com/office/drawing/2016/5/10/chartex" xmlns:cx5="http://schemas.microsoft.com/office/drawing/2016/5/11/chartex" xmlns:cx6="http://schemas.microsoft.com/office/drawing/2016/5/12/chartex" xmlns:cx7="http://schemas.microsoft.com/office/drawing/2016/5/13/chartex" xmlns:cx8="http://schemas.microsoft.com/office/drawing/2016/5/14/chartex" xmlns:cr="http://schemas.microsoft.com/office/comments/2020/reactions" xmlns:mc="http://schemas.openxmlformats.org/markup-compatibility/2006" xmlns:aink="http://schemas.microsoft.com/office/drawing/2016/ink" xmlns:am3d="http://schemas.microsoft.com/office/drawing/2017/model3d" xmlns:o="urn:schemas-microsoft-com:office:office" xmlns:oel="http://schemas.microsoft.com/office/2019/extlst" xmlns:r="http://schemas.openxmlformats.org/officeDocument/2006/relationships" xmlns:m="http://schemas.openxmlformats.org/officeDocument/2006/math" xmlns:v="urn:schemas-microsoft-com:vml" xmlns:wp14="http://schemas.microsoft.com/office/word/2010/wordprocessingDrawing" xmlns:wp="http://schemas.openxmlformats.org/drawingml/2006/wordprocessingDrawing" xmlns:w10="urn:schemas-microsoft-com:office:word" xmlns:w="http://schemas.openxmlformats.org/wordprocessingml/2006/main" xmlns:w14="http://schemas.microsoft.com/office/word/2010/wordml" xmlns:w15="http://schemas.microsoft.com/office/word/2012/wordml" xmlns:w16cei="http://schemas.microsoft.com/office/word/2026/wordml/cei" xmlns:w16cex="http://schemas.microsoft.com/office/word/2018/wordml/cex" xmlns:w16cid="http://schemas.microsoft.com/office/word/2016/wordml/cid" xmlns:w16="http://schemas.microsoft.com/office/word/2018/wordml" xmlns:w16du="http://schemas.microsoft.com/office/word/2023/wordml/word16du" xmlns:w16sdtdh="http://schemas.microsoft.com/office/word/2020/wordml/sdtdatahash" xmlns:w16sdtfl="http://schemas.microsoft.com/office/word/2024/wordml/sdtformatlock" xmlns:w16se="http://schemas.microsoft.com/office/word/2015/wordml/symex" xmlns:wpg="http://schemas.microsoft.com/office/word/2010/wordprocessingGroup" xmlns:wpi="http://schemas.microsoft.com/office/word/2010/wordprocessingInk" xmlns:wne="http://schemas.microsoft.com/office/word/2006/wordml" xmlns:wps="http://schemas.microsoft.com/office/word/2010/wordprocessingShape" mc:Ignorable="w14 w15 w16se w16cid w16 w16cex w16sdtdh w16sdtfl cr w16du wp14">
+  <w16cex:commentExtensible w16cex:durableId="41D311E6" w16cex:dateUtc="2026-09-08T04:58:00Z"/>
+  <w16cex:commentExtensible w16cex:durableId="6D19EB9A" w16cex:dateUtc="2026-09-08T04:59:00Z"/>
+</w16cex:commentsExtensible>
+</file>
+
+<file path=word/commentsIds.xml><?xml version="1.0" encoding="utf-8"?>
+<w16cid:commentsIds xmlns:wpc="http://schemas.microsoft.com/office/word/2010/wordprocessingCanvas" xmlns:cx="http://schemas.microsoft.com/office/drawing/2014/chartex" xmlns:cx1="http://schemas.microsoft.com/office/drawing/2015/9/8/chartex" xmlns:cx2="http://schemas.microsoft.com/office/drawing/2015/10/21/chartex" xmlns:cx3="http://schemas.microsoft.com/office/drawing/2016/5/9/chartex" xmlns:cx4="http://schemas.microsoft.com/office/drawing/2016/5/10/chartex" xmlns:cx5="http://schemas.microsoft.com/office/drawing/2016/5/11/chartex" xmlns:cx6="http://schemas.microsoft.com/office/drawing/2016/5/12/chartex" xmlns:cx7="http://schemas.microsoft.com/office/drawing/2016/5/13/chartex" xmlns:cx8="http://schemas.microsoft.com/office/drawing/2016/5/14/chartex" xmlns:mc="http://schemas.openxmlformats.org/markup-compatibility/2006" xmlns:aink="http://schemas.microsoft.com/office/drawing/2016/ink" xmlns:am3d="http://schemas.microsoft.com/office/drawing/2017/model3d" xmlns:o="urn:schemas-microsoft-com:office:office" xmlns:oel="http://schemas.microsoft.com/office/2019/extlst" xmlns:r="http://schemas.openxmlformats.org/officeDocument/2006/relationships" xmlns:m="http://schemas.openxmlformats.org/officeDocument/2006/math" xmlns:v="urn:schemas-microsoft-com:vml" xmlns:wp14="http://schemas.microsoft.com/office/word/2010/wordprocessingDrawing" xmlns:wp="http://schemas.openxmlformats.org/drawingml/2006/wordprocessingDrawing" xmlns:w10="urn:schemas-microsoft-com:office:word" xmlns:w="http://schemas.openxmlformats.org/wordprocessingml/2006/main" xmlns:w14="http://schemas.microsoft.com/office/word/2010/wordml" xmlns:w15="http://schemas.microsoft.com/office/word/2012/wordml" xmlns:w16cei="http://schemas.microsoft.com/office/word/2026/wordml/cei" xmlns:w16cex="http://schemas.microsoft.com/office/word/2018/wordml/cex" xmlns:w16cid="http://schemas.microsoft.com/office/word/2016/wordml/cid" xmlns:w16="http://schemas.microsoft.com/office/word/2018/wordml" xmlns:w16du="http://schemas.microsoft.com/office/word/2023/wordml/word16du" xmlns:w16sdtdh="http://schemas.microsoft.com/office/word/2020/wordml/sdtdatahash" xmlns:w16sdtfl="http://schemas.microsoft.com/office/word/2024/wordml/sdtformatlock" xmlns:w16se="http://schemas.microsoft.com/office/word/2015/wordml/symex" xmlns:wpg="http://schemas.microsoft.com/office/word/2010/wordprocessingGroup" xmlns:wpi="http://schemas.microsoft.com/office/word/2010/wordprocessingInk" xmlns:wne="http://schemas.microsoft.com/office/word/2006/wordml" xmlns:wps="http://schemas.microsoft.com/office/word/2010/wordprocessingShape" mc:Ignorable="w14 w15 w16se w16cid w16 w16cex w16sdtdh w16sdtfl w16du wp14">
+  <w16cid:commentId w16cid:paraId="48A96336" w16cid:durableId="41D311E6"/>
+  <w16cid:commentId w16cid:paraId="12D40B1E" w16cid:durableId="6D19EB9A"/>
+</w16cid:commentsIds>
 </file>
 
 <file path=word/numbering.xml><?xml version="1.0" encoding="utf-8"?>
-<w:numbering xmlns:wpc="http://schemas.microsoft.com/office/word/2010/wordprocessingCanvas" xmlns:mc="http://schemas.openxmlformats.org/markup-compatibility/2006" xmlns:o="urn:schemas-microsoft-com:office:office" xmlns:r="http://schemas.openxmlformats.org/officeDocument/2006/relationships" xmlns:m="http://schemas.openxmlformats.org/officeDocument/2006/math" xmlns:v="urn:schemas-microsoft-com:vml" xmlns:wp14="http://schemas.microsoft.com/office/word/2010/wordprocessingDrawing" xmlns:wp="http://schemas.openxmlformats.org/drawingml/2006/wordprocessingDrawing" xmlns:w10="urn:schemas-microsoft-com:office:word" xmlns:w="http://schemas.openxmlformats.org/wordprocessingml/2006/main" xmlns:w14="http://schemas.microsoft.com/office/word/2010/wordml" xmlns:w15="http://schemas.microsoft.com/office/word/2012/wordml" xmlns:wpg="http://schemas.microsoft.com/office/word/2010/wordprocessingGroup" xmlns:wpi="http://schemas.microsoft.com/office/word/2010/wordprocessingInk" xmlns:wne="http://schemas.microsoft.com/office/word/2006/wordml" xmlns:wps="http://schemas.microsoft.com/office/word/2010/wordprocessingShape" mc:Ignorable="w14 w15 wp14">
-  <w:abstractNum w:abstractNumId="1" w15:restartNumberingAfterBreak="0">
+<w:numbering xmlns:wpc="http://schemas.microsoft.com/office/word/2010/wordprocessingCanvas" xmlns:cx="http://schemas.microsoft.com/office/drawing/2014/chartex" xmlns:cx1="http://schemas.microsoft.com/office/drawing/2015/9/8/chartex" xmlns:cx2="http://schemas.microsoft.com/office/drawing/2015/10/21/chartex" xmlns:cx3="http://schemas.microsoft.com/office/drawing/2016/5/9/chartex" xmlns:cx4="http://schemas.microsoft.com/office/drawing/2016/5/10/chartex" xmlns:cx5="http://schemas.microsoft.com/office/drawing/2016/5/11/chartex" xmlns:cx6="http://schemas.microsoft.com/office/drawing/2016/5/12/chartex" xmlns:cx7="http://schemas.microsoft.com/office/drawing/2016/5/13/chartex" xmlns:cx8="http://schemas.microsoft.com/office/drawing/2016/5/14/chartex" xmlns:mc="http://schemas.openxmlformats.org/markup-compatibility/2006" xmlns:aink="http://schemas.microsoft.com/office/drawing/2016/ink" xmlns:am3d="http://schemas.microsoft.com/office/drawing/2017/model3d" xmlns:o="urn:schemas-microsoft-com:office:office" xmlns:oel="http://schemas.microsoft.com/office/2019/extlst" xmlns:r="http://schemas.openxmlformats.org/officeDocument/2006/relationships" xmlns:m="http://schemas.openxmlformats.org/officeDocument/2006/math" xmlns:v="urn:schemas-microsoft-com:vml" xmlns:wp14="http://schemas.microsoft.com/office/word/2010/wordprocessingDrawing" xmlns:wp="http://schemas.openxmlformats.org/drawingml/2006/wordprocessingDrawing" xmlns:w10="urn:schemas-microsoft-com:office:word" xmlns:w="http://schemas.openxmlformats.org/wordprocessingml/2006/main" xmlns:w14="http://schemas.microsoft.com/office/word/2010/wordml" xmlns:w15="http://schemas.microsoft.com/office/word/2012/wordml" xmlns:w16cei="http://schemas.microsoft.com/office/word/2026/wordml/cei" xmlns:w16cex="http://schemas.microsoft.com/office/word/2018/wordml/cex" xmlns:w16cid="http://schemas.microsoft.com/office/word/2016/wordml/cid" xmlns:w16="http://schemas.microsoft.com/office/word/2018/wordml" xmlns:w16du="http://schemas.microsoft.com/office/word/2023/wordml/word16du" xmlns:w16sdtdh="http://schemas.microsoft.com/office/word/2020/wordml/sdtdatahash" xmlns:w16sdtfl="http://schemas.microsoft.com/office/word/2024/wordml/sdtformatlock" xmlns:w16se="http://schemas.microsoft.com/office/word/2015/wordml/symex" xmlns:wpg="http://schemas.microsoft.com/office/word/2010/wordprocessingGroup" xmlns:wpi="http://schemas.microsoft.com/office/word/2010/wordprocessingInk" xmlns:wne="http://schemas.microsoft.com/office/word/2006/wordml" xmlns:wps="http://schemas.microsoft.com/office/word/2010/wordprocessingShape" mc:Ignorable="w14 w15 w16se w16cid w16 w16cex w16sdtdh w16sdtfl w16du wp14">
+  <w:abstractNum w:abstractNumId="0" w15:restartNumberingAfterBreak="0">
+    <w:nsid w:val="4C343B81"/>
     <w:multiLevelType w:val="hybridMultilevel"/>
-    <w:lvl w:ilvl="0" w15:tentative="1">
+    <w:tmpl w:val="1DF0EABE"/>
+    <w:lvl w:ilvl="0" w:tplc="19BA3844">
       <w:start w:val="1"/>
       <w:numFmt w:val="bullet"/>
       <w:lvlText w:val="●"/>
@@ -460,7 +464,7 @@
         <w:ind w:left="720" w:hanging="360"/>
       </w:pPr>
     </w:lvl>
-    <w:lvl w:ilvl="1" w15:tentative="1">
+    <w:lvl w:ilvl="1" w:tplc="FE862630">
       <w:start w:val="1"/>
       <w:numFmt w:val="bullet"/>
       <w:lvlText w:val="○"/>
@@ -469,7 +473,7 @@
         <w:ind w:left="1440" w:hanging="360"/>
       </w:pPr>
     </w:lvl>
-    <w:lvl w:ilvl="2" w15:tentative="1">
+    <w:lvl w:ilvl="2" w:tplc="6818F9E2">
       <w:start w:val="1"/>
       <w:numFmt w:val="bullet"/>
       <w:lvlText w:val="■"/>
@@ -478,7 +482,7 @@
         <w:ind w:left="2160" w:hanging="360"/>
       </w:pPr>
     </w:lvl>
-    <w:lvl w:ilvl="3" w15:tentative="1">
+    <w:lvl w:ilvl="3" w:tplc="0D0C009C">
       <w:start w:val="1"/>
       <w:numFmt w:val="bullet"/>
       <w:lvlText w:val="●"/>
@@ -487,7 +491,7 @@
         <w:ind w:left="2880" w:hanging="360"/>
       </w:pPr>
     </w:lvl>
-    <w:lvl w:ilvl="4" w15:tentative="1">
+    <w:lvl w:ilvl="4" w:tplc="A3185674">
       <w:start w:val="1"/>
       <w:numFmt w:val="bullet"/>
       <w:lvlText w:val="○"/>
@@ -496,7 +500,7 @@
         <w:ind w:left="3600" w:hanging="360"/>
       </w:pPr>
     </w:lvl>
-    <w:lvl w:ilvl="5" w15:tentative="1">
+    <w:lvl w:ilvl="5" w:tplc="2534C9D6">
       <w:start w:val="1"/>
       <w:numFmt w:val="bullet"/>
       <w:lvlText w:val="■"/>
@@ -505,7 +509,7 @@
         <w:ind w:left="4320" w:hanging="360"/>
       </w:pPr>
     </w:lvl>
-    <w:lvl w:ilvl="6" w15:tentative="1">
+    <w:lvl w:ilvl="6" w:tplc="90209F0C">
       <w:start w:val="1"/>
       <w:numFmt w:val="bullet"/>
       <w:lvlText w:val="●"/>
@@ -514,7 +518,7 @@
         <w:ind w:left="5040" w:hanging="360"/>
       </w:pPr>
     </w:lvl>
-    <w:lvl w:ilvl="7" w15:tentative="1">
+    <w:lvl w:ilvl="7" w:tplc="2392203C">
       <w:start w:val="1"/>
       <w:numFmt w:val="bullet"/>
       <w:lvlText w:val="●"/>
@@ -523,7 +527,7 @@
         <w:ind w:left="5760" w:hanging="360"/>
       </w:pPr>
     </w:lvl>
-    <w:lvl w:ilvl="8" w15:tentative="1">
+    <w:lvl w:ilvl="8" w:tplc="11625D30">
       <w:start w:val="1"/>
       <w:numFmt w:val="bullet"/>
       <w:lvlText w:val="●"/>
@@ -533,8 +537,8 @@
       </w:pPr>
     </w:lvl>
   </w:abstractNum>
-  <w:num w:numId="1">
-    <w:abstractNumId w:val="1"/>
+  <w:num w:numId="1" w16cid:durableId="401146377">
+    <w:abstractNumId w:val="0"/>
     <w:lvlOverride w:ilvl="0">
       <w:startOverride w:val="1"/>
     </w:lvlOverride>
@@ -542,27 +546,414 @@
 </w:numbering>
 </file>
 
+<file path=word/people.xml><?xml version="1.0" encoding="utf-8"?>
+<w15:people xmlns:wpc="http://schemas.microsoft.com/office/word/2010/wordprocessingCanvas" xmlns:cx="http://schemas.microsoft.com/office/drawing/2014/chartex" xmlns:cx1="http://schemas.microsoft.com/office/drawing/2015/9/8/chartex" xmlns:cx2="http://schemas.microsoft.com/office/drawing/2015/10/21/chartex" xmlns:cx3="http://schemas.microsoft.com/office/drawing/2016/5/9/chartex" xmlns:cx4="http://schemas.microsoft.com/office/drawing/2016/5/10/chartex" xmlns:cx5="http://schemas.microsoft.com/office/drawing/2016/5/11/chartex" xmlns:cx6="http://schemas.microsoft.com/office/drawing/2016/5/12/chartex" xmlns:cx7="http://schemas.microsoft.com/office/drawing/2016/5/13/chartex" xmlns:cx8="http://schemas.microsoft.com/office/drawing/2016/5/14/chartex" xmlns:mc="http://schemas.openxmlformats.org/markup-compatibility/2006" xmlns:aink="http://schemas.microsoft.com/office/drawing/2016/ink" xmlns:am3d="http://schemas.microsoft.com/office/drawing/2017/model3d" xmlns:o="urn:schemas-microsoft-com:office:office" xmlns:oel="http://schemas.microsoft.com/office/2019/extlst" xmlns:r="http://schemas.openxmlformats.org/officeDocument/2006/relationships" xmlns:m="http://schemas.openxmlformats.org/officeDocument/2006/math" xmlns:v="urn:schemas-microsoft-com:vml" xmlns:wp14="http://schemas.microsoft.com/office/word/2010/wordprocessingDrawing" xmlns:wp="http://schemas.openxmlformats.org/drawingml/2006/wordprocessingDrawing" xmlns:w10="urn:schemas-microsoft-com:office:word" xmlns:w="http://schemas.openxmlformats.org/wordprocessingml/2006/main" xmlns:w14="http://schemas.microsoft.com/office/word/2010/wordml" xmlns:w15="http://schemas.microsoft.com/office/word/2012/wordml" xmlns:w16cei="http://schemas.microsoft.com/office/word/2026/wordml/cei" xmlns:w16cex="http://schemas.microsoft.com/office/word/2018/wordml/cex" xmlns:w16cid="http://schemas.microsoft.com/office/word/2016/wordml/cid" xmlns:w16="http://schemas.microsoft.com/office/word/2018/wordml" xmlns:w16du="http://schemas.microsoft.com/office/word/2023/wordml/word16du" xmlns:w16sdtdh="http://schemas.microsoft.com/office/word/2020/wordml/sdtdatahash" xmlns:w16sdtfl="http://schemas.microsoft.com/office/word/2024/wordml/sdtformatlock" xmlns:w16se="http://schemas.microsoft.com/office/word/2015/wordml/symex" xmlns:wpg="http://schemas.microsoft.com/office/word/2010/wordprocessingGroup" xmlns:wpi="http://schemas.microsoft.com/office/word/2010/wordprocessingInk" xmlns:wne="http://schemas.microsoft.com/office/word/2006/wordml" xmlns:wps="http://schemas.microsoft.com/office/word/2010/wordprocessingShape" mc:Ignorable="w14 w15 w16se w16cid w16 w16cex w16sdtdh w16sdtfl w16du wp14">
+  <w15:person w15:author="Liam Degand">
+    <w15:presenceInfo w15:providerId="AD" w15:userId="S::liamdegand@uvic.ca::1aacccb9-fb0e-4e4e-89df-6607ea601c1f"/>
+  </w15:person>
+</w15:people>
+</file>
+
 <file path=word/styles.xml><?xml version="1.0" encoding="utf-8"?>
-<w:styles xmlns:mc="http://schemas.openxmlformats.org/markup-compatibility/2006" xmlns:r="http://schemas.openxmlformats.org/officeDocument/2006/relationships" xmlns:w="http://schemas.openxmlformats.org/wordprocessingml/2006/main" xmlns:w14="http://schemas.microsoft.com/office/word/2010/wordml" xmlns:w15="http://schemas.microsoft.com/office/word/2012/wordml" mc:Ignorable="w14 w15">
+<w:styles xmlns:mc="http://schemas.openxmlformats.org/markup-compatibility/2006" xmlns:r="http://schemas.openxmlformats.org/officeDocument/2006/relationships" xmlns:w="http://schemas.openxmlformats.org/wordprocessingml/2006/main" xmlns:w14="http://schemas.microsoft.com/office/word/2010/wordml" xmlns:w15="http://schemas.microsoft.com/office/word/2012/wordml" xmlns:w16cex="http://schemas.microsoft.com/office/word/2018/wordml/cex" xmlns:w16cid="http://schemas.microsoft.com/office/word/2016/wordml/cid" xmlns:w16="http://schemas.microsoft.com/office/word/2018/wordml" xmlns:w16du="http://schemas.microsoft.com/office/word/2023/wordml/word16du" xmlns:w16sdtdh="http://schemas.microsoft.com/office/word/2020/wordml/sdtdatahash" xmlns:w16sdtfl="http://schemas.microsoft.com/office/word/2024/wordml/sdtformatlock" xmlns:w16se="http://schemas.microsoft.com/office/word/2015/wordml/symex" mc:Ignorable="w14 w15 w16se w16cid w16 w16cex w16sdtdh w16sdtfl w16du">
   <w:docDefaults>
-    <w:rPrDefault/>
+    <w:rPrDefault>
+      <w:rPr>
+        <w:rFonts w:ascii="Times New Roman" w:eastAsia="Times New Roman" w:hAnsi="Times New Roman" w:cs="Times New Roman"/>
+        <w:lang w:val="en-US" w:eastAsia="en-US" w:bidi="ar-SA"/>
+      </w:rPr>
+    </w:rPrDefault>
     <w:pPrDefault/>
   </w:docDefaults>
-  <w:style w:type="paragraph" w:styleId="Title">
-    <w:name w:val="Title"/>
-    <w:basedOn w:val="Normal"/>
-    <w:next w:val="Normal"/>
+  <w:latentStyles w:defLockedState="0" w:defUIPriority="99" w:defSemiHidden="0" w:defUnhideWhenUsed="0" w:defQFormat="0" w:count="376">
+    <w:lsdException w:name="Normal" w:uiPriority="0" w:qFormat="1"/>
+    <w:lsdException w:name="heading 1" w:uiPriority="9" w:qFormat="1"/>
+    <w:lsdException w:name="heading 2" w:semiHidden="1" w:uiPriority="9" w:unhideWhenUsed="1" w:qFormat="1"/>
+    <w:lsdException w:name="heading 3" w:semiHidden="1" w:uiPriority="9" w:unhideWhenUsed="1" w:qFormat="1"/>
+    <w:lsdException w:name="heading 4" w:semiHidden="1" w:uiPriority="9" w:unhideWhenUsed="1" w:qFormat="1"/>
+    <w:lsdException w:name="heading 5" w:semiHidden="1" w:uiPriority="9" w:unhideWhenUsed="1" w:qFormat="1"/>
+    <w:lsdException w:name="heading 6" w:semiHidden="1" w:uiPriority="9" w:unhideWhenUsed="1" w:qFormat="1"/>
+    <w:lsdException w:name="heading 7" w:semiHidden="1" w:uiPriority="9" w:unhideWhenUsed="1" w:qFormat="1"/>
+    <w:lsdException w:name="heading 8" w:semiHidden="1" w:uiPriority="9" w:unhideWhenUsed="1" w:qFormat="1"/>
+    <w:lsdException w:name="heading 9" w:semiHidden="1" w:uiPriority="9" w:unhideWhenUsed="1" w:qFormat="1"/>
+    <w:lsdException w:name="index 1" w:semiHidden="1" w:unhideWhenUsed="1"/>
+    <w:lsdException w:name="index 2" w:semiHidden="1" w:unhideWhenUsed="1"/>
+    <w:lsdException w:name="index 3" w:semiHidden="1" w:unhideWhenUsed="1"/>
+    <w:lsdException w:name="index 4" w:semiHidden="1" w:unhideWhenUsed="1"/>
+    <w:lsdException w:name="index 5" w:semiHidden="1" w:unhideWhenUsed="1"/>
+    <w:lsdException w:name="index 6" w:semiHidden="1" w:unhideWhenUsed="1"/>
+    <w:lsdException w:name="index 7" w:semiHidden="1" w:unhideWhenUsed="1"/>
+    <w:lsdException w:name="index 8" w:semiHidden="1" w:unhideWhenUsed="1"/>
+    <w:lsdException w:name="index 9" w:semiHidden="1" w:unhideWhenUsed="1"/>
+    <w:lsdException w:name="toc 1" w:semiHidden="1" w:uiPriority="39" w:unhideWhenUsed="1"/>
+    <w:lsdException w:name="toc 2" w:semiHidden="1" w:uiPriority="39" w:unhideWhenUsed="1"/>
+    <w:lsdException w:name="toc 3" w:semiHidden="1" w:uiPriority="39" w:unhideWhenUsed="1"/>
+    <w:lsdException w:name="toc 4" w:semiHidden="1" w:uiPriority="39" w:unhideWhenUsed="1"/>
+    <w:lsdException w:name="toc 5" w:semiHidden="1" w:uiPriority="39" w:unhideWhenUsed="1"/>
+    <w:lsdException w:name="toc 6" w:semiHidden="1" w:uiPriority="39" w:unhideWhenUsed="1"/>
+    <w:lsdException w:name="toc 7" w:semiHidden="1" w:uiPriority="39" w:unhideWhenUsed="1"/>
+    <w:lsdException w:name="toc 8" w:semiHidden="1" w:uiPriority="39" w:unhideWhenUsed="1"/>
+    <w:lsdException w:name="toc 9" w:semiHidden="1" w:uiPriority="39" w:unhideWhenUsed="1"/>
+    <w:lsdException w:name="Normal Indent" w:semiHidden="1" w:unhideWhenUsed="1"/>
+    <w:lsdException w:name="footnote text" w:semiHidden="1" w:unhideWhenUsed="1"/>
+    <w:lsdException w:name="annotation text" w:semiHidden="1" w:unhideWhenUsed="1"/>
+    <w:lsdException w:name="header" w:semiHidden="1" w:unhideWhenUsed="1"/>
+    <w:lsdException w:name="footer" w:semiHidden="1" w:unhideWhenUsed="1"/>
+    <w:lsdException w:name="index heading" w:semiHidden="1" w:unhideWhenUsed="1"/>
+    <w:lsdException w:name="caption" w:semiHidden="1" w:uiPriority="35" w:unhideWhenUsed="1" w:qFormat="1"/>
+    <w:lsdException w:name="table of figures" w:semiHidden="1" w:unhideWhenUsed="1"/>
+    <w:lsdException w:name="envelope address" w:semiHidden="1" w:unhideWhenUsed="1"/>
+    <w:lsdException w:name="envelope return" w:semiHidden="1" w:unhideWhenUsed="1"/>
+    <w:lsdException w:name="footnote reference" w:semiHidden="1" w:unhideWhenUsed="1"/>
+    <w:lsdException w:name="annotation reference" w:semiHidden="1" w:unhideWhenUsed="1"/>
+    <w:lsdException w:name="line number" w:semiHidden="1" w:unhideWhenUsed="1"/>
+    <w:lsdException w:name="page number" w:semiHidden="1" w:unhideWhenUsed="1"/>
+    <w:lsdException w:name="endnote reference" w:semiHidden="1" w:unhideWhenUsed="1"/>
+    <w:lsdException w:name="endnote text" w:semiHidden="1" w:unhideWhenUsed="1"/>
+    <w:lsdException w:name="table of authorities" w:semiHidden="1" w:unhideWhenUsed="1"/>
+    <w:lsdException w:name="macro" w:semiHidden="1" w:unhideWhenUsed="1"/>
+    <w:lsdException w:name="toa heading" w:semiHidden="1" w:unhideWhenUsed="1"/>
+    <w:lsdException w:name="List" w:semiHidden="1" w:unhideWhenUsed="1"/>
+    <w:lsdException w:name="List Bullet" w:semiHidden="1" w:unhideWhenUsed="1"/>
+    <w:lsdException w:name="List Number" w:semiHidden="1" w:unhideWhenUsed="1"/>
+    <w:lsdException w:name="List 2" w:semiHidden="1" w:unhideWhenUsed="1"/>
+    <w:lsdException w:name="List 3" w:semiHidden="1" w:unhideWhenUsed="1"/>
+    <w:lsdException w:name="List 4" w:semiHidden="1" w:unhideWhenUsed="1"/>
+    <w:lsdException w:name="List 5" w:semiHidden="1" w:unhideWhenUsed="1"/>
+    <w:lsdException w:name="List Bullet 2" w:semiHidden="1" w:unhideWhenUsed="1"/>
+    <w:lsdException w:name="List Bullet 3" w:semiHidden="1" w:unhideWhenUsed="1"/>
+    <w:lsdException w:name="List Bullet 4" w:semiHidden="1" w:unhideWhenUsed="1"/>
+    <w:lsdException w:name="List Bullet 5" w:semiHidden="1" w:unhideWhenUsed="1"/>
+    <w:lsdException w:name="List Number 2" w:semiHidden="1" w:unhideWhenUsed="1"/>
+    <w:lsdException w:name="List Number 3" w:semiHidden="1" w:unhideWhenUsed="1"/>
+    <w:lsdException w:name="List Number 4" w:semiHidden="1" w:unhideWhenUsed="1"/>
+    <w:lsdException w:name="List Number 5" w:semiHidden="1" w:unhideWhenUsed="1"/>
+    <w:lsdException w:name="Title" w:uiPriority="10" w:qFormat="1"/>
+    <w:lsdException w:name="Closing" w:semiHidden="1" w:unhideWhenUsed="1"/>
+    <w:lsdException w:name="Signature" w:semiHidden="1" w:unhideWhenUsed="1"/>
+    <w:lsdException w:name="Default Paragraph Font" w:semiHidden="1" w:uiPriority="1" w:unhideWhenUsed="1"/>
+    <w:lsdException w:name="Body Text" w:semiHidden="1" w:unhideWhenUsed="1"/>
+    <w:lsdException w:name="Body Text Indent" w:semiHidden="1" w:unhideWhenUsed="1"/>
+    <w:lsdException w:name="List Continue" w:semiHidden="1" w:unhideWhenUsed="1"/>
+    <w:lsdException w:name="List Continue 2" w:semiHidden="1" w:unhideWhenUsed="1"/>
+    <w:lsdException w:name="List Continue 3" w:semiHidden="1" w:unhideWhenUsed="1"/>
+    <w:lsdException w:name="List Continue 4" w:semiHidden="1" w:unhideWhenUsed="1"/>
+    <w:lsdException w:name="List Continue 5" w:semiHidden="1" w:unhideWhenUsed="1"/>
+    <w:lsdException w:name="Message Header" w:semiHidden="1" w:unhideWhenUsed="1"/>
+    <w:lsdException w:name="Subtitle" w:uiPriority="11" w:qFormat="1"/>
+    <w:lsdException w:name="Salutation" w:semiHidden="1" w:unhideWhenUsed="1"/>
+    <w:lsdException w:name="Date" w:semiHidden="1" w:unhideWhenUsed="1"/>
+    <w:lsdException w:name="Body Text First Indent" w:semiHidden="1" w:unhideWhenUsed="1"/>
+    <w:lsdException w:name="Body Text First Indent 2" w:semiHidden="1" w:unhideWhenUsed="1"/>
+    <w:lsdException w:name="Note Heading" w:semiHidden="1" w:unhideWhenUsed="1"/>
+    <w:lsdException w:name="Body Text 2" w:semiHidden="1" w:unhideWhenUsed="1"/>
+    <w:lsdException w:name="Body Text 3" w:semiHidden="1" w:unhideWhenUsed="1"/>
+    <w:lsdException w:name="Body Text Indent 2" w:semiHidden="1" w:unhideWhenUsed="1"/>
+    <w:lsdException w:name="Body Text Indent 3" w:semiHidden="1" w:unhideWhenUsed="1"/>
+    <w:lsdException w:name="Block Text" w:semiHidden="1" w:unhideWhenUsed="1"/>
+    <w:lsdException w:name="Hyperlink" w:semiHidden="1" w:unhideWhenUsed="1"/>
+    <w:lsdException w:name="FollowedHyperlink" w:semiHidden="1" w:unhideWhenUsed="1"/>
+    <w:lsdException w:name="Strong" w:uiPriority="22" w:qFormat="1"/>
+    <w:lsdException w:name="Emphasis" w:uiPriority="20" w:qFormat="1"/>
+    <w:lsdException w:name="Document Map" w:semiHidden="1" w:unhideWhenUsed="1"/>
+    <w:lsdException w:name="Plain Text" w:semiHidden="1" w:unhideWhenUsed="1"/>
+    <w:lsdException w:name="E-mail Signature" w:semiHidden="1" w:unhideWhenUsed="1"/>
+    <w:lsdException w:name="HTML Top of Form" w:semiHidden="1" w:unhideWhenUsed="1"/>
+    <w:lsdException w:name="HTML Bottom of Form" w:semiHidden="1" w:unhideWhenUsed="1"/>
+    <w:lsdException w:name="Normal (Web)" w:semiHidden="1" w:unhideWhenUsed="1"/>
+    <w:lsdException w:name="HTML Acronym" w:semiHidden="1" w:unhideWhenUsed="1"/>
+    <w:lsdException w:name="HTML Address" w:semiHidden="1" w:unhideWhenUsed="1"/>
+    <w:lsdException w:name="HTML Cite" w:semiHidden="1" w:unhideWhenUsed="1"/>
+    <w:lsdException w:name="HTML Code" w:semiHidden="1" w:unhideWhenUsed="1"/>
+    <w:lsdException w:name="HTML Definition" w:semiHidden="1" w:unhideWhenUsed="1"/>
+    <w:lsdException w:name="HTML Keyboard" w:semiHidden="1" w:unhideWhenUsed="1"/>
+    <w:lsdException w:name="HTML Preformatted" w:semiHidden="1" w:unhideWhenUsed="1"/>
+    <w:lsdException w:name="HTML Sample" w:semiHidden="1" w:unhideWhenUsed="1"/>
+    <w:lsdException w:name="HTML Typewriter" w:semiHidden="1" w:unhideWhenUsed="1"/>
+    <w:lsdException w:name="HTML Variable" w:semiHidden="1" w:unhideWhenUsed="1"/>
+    <w:lsdException w:name="Normal Table" w:semiHidden="1" w:unhideWhenUsed="1"/>
+    <w:lsdException w:name="annotation subject" w:semiHidden="1" w:unhideWhenUsed="1"/>
+    <w:lsdException w:name="No List" w:semiHidden="1" w:unhideWhenUsed="1"/>
+    <w:lsdException w:name="Outline List 1" w:semiHidden="1" w:unhideWhenUsed="1"/>
+    <w:lsdException w:name="Outline List 2" w:semiHidden="1" w:unhideWhenUsed="1"/>
+    <w:lsdException w:name="Outline List 3" w:semiHidden="1" w:unhideWhenUsed="1"/>
+    <w:lsdException w:name="Table Simple 1" w:semiHidden="1" w:unhideWhenUsed="1"/>
+    <w:lsdException w:name="Table Simple 2" w:semiHidden="1" w:unhideWhenUsed="1"/>
+    <w:lsdException w:name="Table Simple 3" w:semiHidden="1" w:unhideWhenUsed="1"/>
+    <w:lsdException w:name="Table Classic 1" w:semiHidden="1" w:unhideWhenUsed="1"/>
+    <w:lsdException w:name="Table Classic 2" w:semiHidden="1" w:unhideWhenUsed="1"/>
+    <w:lsdException w:name="Table Classic 3" w:semiHidden="1" w:unhideWhenUsed="1"/>
+    <w:lsdException w:name="Table Classic 4" w:semiHidden="1" w:unhideWhenUsed="1"/>
+    <w:lsdException w:name="Table Colorful 1" w:semiHidden="1" w:unhideWhenUsed="1"/>
+    <w:lsdException w:name="Table Colorful 2" w:semiHidden="1" w:unhideWhenUsed="1"/>
+    <w:lsdException w:name="Table Colorful 3" w:semiHidden="1" w:unhideWhenUsed="1"/>
+    <w:lsdException w:name="Table Columns 1" w:semiHidden="1" w:unhideWhenUsed="1"/>
+    <w:lsdException w:name="Table Columns 2" w:semiHidden="1" w:unhideWhenUsed="1"/>
+    <w:lsdException w:name="Table Columns 3" w:semiHidden="1" w:unhideWhenUsed="1"/>
+    <w:lsdException w:name="Table Columns 4" w:semiHidden="1" w:unhideWhenUsed="1"/>
+    <w:lsdException w:name="Table Columns 5" w:semiHidden="1" w:unhideWhenUsed="1"/>
+    <w:lsdException w:name="Table Grid 1" w:semiHidden="1" w:unhideWhenUsed="1"/>
+    <w:lsdException w:name="Table Grid 2" w:semiHidden="1" w:unhideWhenUsed="1"/>
+    <w:lsdException w:name="Table Grid 3" w:semiHidden="1" w:unhideWhenUsed="1"/>
+    <w:lsdException w:name="Table Grid 4" w:semiHidden="1" w:unhideWhenUsed="1"/>
+    <w:lsdException w:name="Table Grid 5" w:semiHidden="1" w:unhideWhenUsed="1"/>
+    <w:lsdException w:name="Table Grid 6" w:semiHidden="1" w:unhideWhenUsed="1"/>
+    <w:lsdException w:name="Table Grid 7" w:semiHidden="1" w:unhideWhenUsed="1"/>
+    <w:lsdException w:name="Table Grid 8" w:semiHidden="1" w:unhideWhenUsed="1"/>
+    <w:lsdException w:name="Table List 1" w:semiHidden="1" w:unhideWhenUsed="1"/>
+    <w:lsdException w:name="Table List 2" w:semiHidden="1" w:unhideWhenUsed="1"/>
+    <w:lsdException w:name="Table List 3" w:semiHidden="1" w:unhideWhenUsed="1"/>
+    <w:lsdException w:name="Table List 4" w:semiHidden="1" w:unhideWhenUsed="1"/>
+    <w:lsdException w:name="Table List 5" w:semiHidden="1" w:unhideWhenUsed="1"/>
+    <w:lsdException w:name="Table List 6" w:semiHidden="1" w:unhideWhenUsed="1"/>
+    <w:lsdException w:name="Table List 7" w:semiHidden="1" w:unhideWhenUsed="1"/>
+    <w:lsdException w:name="Table List 8" w:semiHidden="1" w:unhideWhenUsed="1"/>
+    <w:lsdException w:name="Table 3D effects 1" w:semiHidden="1" w:unhideWhenUsed="1"/>
+    <w:lsdException w:name="Table 3D effects 2" w:semiHidden="1" w:unhideWhenUsed="1"/>
+    <w:lsdException w:name="Table 3D effects 3" w:semiHidden="1" w:unhideWhenUsed="1"/>
+    <w:lsdException w:name="Table Contemporary" w:semiHidden="1" w:unhideWhenUsed="1"/>
+    <w:lsdException w:name="Table Elegant" w:semiHidden="1" w:unhideWhenUsed="1"/>
+    <w:lsdException w:name="Table Professional" w:semiHidden="1" w:unhideWhenUsed="1"/>
+    <w:lsdException w:name="Table Subtle 1" w:semiHidden="1" w:unhideWhenUsed="1"/>
+    <w:lsdException w:name="Table Subtle 2" w:semiHidden="1" w:unhideWhenUsed="1"/>
+    <w:lsdException w:name="Table Web 1" w:semiHidden="1" w:unhideWhenUsed="1"/>
+    <w:lsdException w:name="Table Web 2" w:semiHidden="1" w:unhideWhenUsed="1"/>
+    <w:lsdException w:name="Table Web 3" w:semiHidden="1" w:unhideWhenUsed="1"/>
+    <w:lsdException w:name="Balloon Text" w:semiHidden="1" w:unhideWhenUsed="1"/>
+    <w:lsdException w:name="Table Grid" w:uiPriority="39"/>
+    <w:lsdException w:name="Table Theme" w:semiHidden="1" w:unhideWhenUsed="1"/>
+    <w:lsdException w:name="Placeholder Text" w:semiHidden="1"/>
+    <w:lsdException w:name="No Spacing" w:uiPriority="1" w:qFormat="1"/>
+    <w:lsdException w:name="Light Shading" w:uiPriority="60"/>
+    <w:lsdException w:name="Light List" w:uiPriority="61"/>
+    <w:lsdException w:name="Light Grid" w:uiPriority="62"/>
+    <w:lsdException w:name="Medium Shading 1" w:uiPriority="63"/>
+    <w:lsdException w:name="Medium Shading 2" w:uiPriority="64"/>
+    <w:lsdException w:name="Medium List 1" w:uiPriority="65"/>
+    <w:lsdException w:name="Medium List 2" w:uiPriority="66"/>
+    <w:lsdException w:name="Medium Grid 1" w:uiPriority="67"/>
+    <w:lsdException w:name="Medium Grid 2" w:uiPriority="68"/>
+    <w:lsdException w:name="Medium Grid 3" w:uiPriority="69"/>
+    <w:lsdException w:name="Dark List" w:uiPriority="70"/>
+    <w:lsdException w:name="Colorful Shading" w:uiPriority="71"/>
+    <w:lsdException w:name="Colorful List" w:uiPriority="72"/>
+    <w:lsdException w:name="Colorful Grid" w:uiPriority="73"/>
+    <w:lsdException w:name="Light Shading Accent 1" w:uiPriority="60"/>
+    <w:lsdException w:name="Light List Accent 1" w:uiPriority="61"/>
+    <w:lsdException w:name="Light Grid Accent 1" w:uiPriority="62"/>
+    <w:lsdException w:name="Medium Shading 1 Accent 1" w:uiPriority="63"/>
+    <w:lsdException w:name="Medium Shading 2 Accent 1" w:uiPriority="64"/>
+    <w:lsdException w:name="Medium List 1 Accent 1" w:uiPriority="65"/>
+    <w:lsdException w:name="Revision" w:semiHidden="1"/>
+    <w:lsdException w:name="List Paragraph" w:uiPriority="34" w:qFormat="1"/>
+    <w:lsdException w:name="Quote" w:uiPriority="29" w:qFormat="1"/>
+    <w:lsdException w:name="Intense Quote" w:uiPriority="30" w:qFormat="1"/>
+    <w:lsdException w:name="Medium List 2 Accent 1" w:uiPriority="66"/>
+    <w:lsdException w:name="Medium Grid 1 Accent 1" w:uiPriority="67"/>
+    <w:lsdException w:name="Medium Grid 2 Accent 1" w:uiPriority="68"/>
+    <w:lsdException w:name="Medium Grid 3 Accent 1" w:uiPriority="69"/>
+    <w:lsdException w:name="Dark List Accent 1" w:uiPriority="70"/>
+    <w:lsdException w:name="Colorful Shading Accent 1" w:uiPriority="71"/>
+    <w:lsdException w:name="Colorful List Accent 1" w:uiPriority="72"/>
+    <w:lsdException w:name="Colorful Grid Accent 1" w:uiPriority="73"/>
+    <w:lsdException w:name="Light Shading Accent 2" w:uiPriority="60"/>
+    <w:lsdException w:name="Light List Accent 2" w:uiPriority="61"/>
+    <w:lsdException w:name="Light Grid Accent 2" w:uiPriority="62"/>
+    <w:lsdException w:name="Medium Shading 1 Accent 2" w:uiPriority="63"/>
+    <w:lsdException w:name="Medium Shading 2 Accent 2" w:uiPriority="64"/>
+    <w:lsdException w:name="Medium List 1 Accent 2" w:uiPriority="65"/>
+    <w:lsdException w:name="Medium List 2 Accent 2" w:uiPriority="66"/>
+    <w:lsdException w:name="Medium Grid 1 Accent 2" w:uiPriority="67"/>
+    <w:lsdException w:name="Medium Grid 2 Accent 2" w:uiPriority="68"/>
+    <w:lsdException w:name="Medium Grid 3 Accent 2" w:uiPriority="69"/>
+    <w:lsdException w:name="Dark List Accent 2" w:uiPriority="70"/>
+    <w:lsdException w:name="Colorful Shading Accent 2" w:uiPriority="71"/>
+    <w:lsdException w:name="Colorful List Accent 2" w:uiPriority="72"/>
+    <w:lsdException w:name="Colorful Grid Accent 2" w:uiPriority="73"/>
+    <w:lsdException w:name="Light Shading Accent 3" w:uiPriority="60"/>
+    <w:lsdException w:name="Light List Accent 3" w:uiPriority="61"/>
+    <w:lsdException w:name="Light Grid Accent 3" w:uiPriority="62"/>
+    <w:lsdException w:name="Medium Shading 1 Accent 3" w:uiPriority="63"/>
+    <w:lsdException w:name="Medium Shading 2 Accent 3" w:uiPriority="64"/>
+    <w:lsdException w:name="Medium List 1 Accent 3" w:uiPriority="65"/>
+    <w:lsdException w:name="Medium List 2 Accent 3" w:uiPriority="66"/>
+    <w:lsdException w:name="Medium Grid 1 Accent 3" w:uiPriority="67"/>
+    <w:lsdException w:name="Medium Grid 2 Accent 3" w:uiPriority="68"/>
+    <w:lsdException w:name="Medium Grid 3 Accent 3" w:uiPriority="69"/>
+    <w:lsdException w:name="Dark List Accent 3" w:uiPriority="70"/>
+    <w:lsdException w:name="Colorful Shading Accent 3" w:uiPriority="71"/>
+    <w:lsdException w:name="Colorful List Accent 3" w:uiPriority="72"/>
+    <w:lsdException w:name="Colorful Grid Accent 3" w:uiPriority="73"/>
+    <w:lsdException w:name="Light Shading Accent 4" w:uiPriority="60"/>
+    <w:lsdException w:name="Light List Accent 4" w:uiPriority="61"/>
+    <w:lsdException w:name="Light Grid Accent 4" w:uiPriority="62"/>
+    <w:lsdException w:name="Medium Shading 1 Accent 4" w:uiPriority="63"/>
+    <w:lsdException w:name="Medium Shading 2 Accent 4" w:uiPriority="64"/>
+    <w:lsdException w:name="Medium List 1 Accent 4" w:uiPriority="65"/>
+    <w:lsdException w:name="Medium List 2 Accent 4" w:uiPriority="66"/>
+    <w:lsdException w:name="Medium Grid 1 Accent 4" w:uiPriority="67"/>
+    <w:lsdException w:name="Medium Grid 2 Accent 4" w:uiPriority="68"/>
+    <w:lsdException w:name="Medium Grid 3 Accent 4" w:uiPriority="69"/>
+    <w:lsdException w:name="Dark List Accent 4" w:uiPriority="70"/>
+    <w:lsdException w:name="Colorful Shading Accent 4" w:uiPriority="71"/>
+    <w:lsdException w:name="Colorful List Accent 4" w:uiPriority="72"/>
+    <w:lsdException w:name="Colorful Grid Accent 4" w:uiPriority="73"/>
+    <w:lsdException w:name="Light Shading Accent 5" w:uiPriority="60"/>
+    <w:lsdException w:name="Light List Accent 5" w:uiPriority="61"/>
+    <w:lsdException w:name="Light Grid Accent 5" w:uiPriority="62"/>
+    <w:lsdException w:name="Medium Shading 1 Accent 5" w:uiPriority="63"/>
+    <w:lsdException w:name="Medium Shading 2 Accent 5" w:uiPriority="64"/>
+    <w:lsdException w:name="Medium List 1 Accent 5" w:uiPriority="65"/>
+    <w:lsdException w:name="Medium List 2 Accent 5" w:uiPriority="66"/>
+    <w:lsdException w:name="Medium Grid 1 Accent 5" w:uiPriority="67"/>
+    <w:lsdException w:name="Medium Grid 2 Accent 5" w:uiPriority="68"/>
+    <w:lsdException w:name="Medium Grid 3 Accent 5" w:uiPriority="69"/>
+    <w:lsdException w:name="Dark List Accent 5" w:uiPriority="70"/>
+    <w:lsdException w:name="Colorful Shading Accent 5" w:uiPriority="71"/>
+    <w:lsdException w:name="Colorful List Accent 5" w:uiPriority="72"/>
+    <w:lsdException w:name="Colorful Grid Accent 5" w:uiPriority="73"/>
+    <w:lsdException w:name="Light Shading Accent 6" w:uiPriority="60"/>
+    <w:lsdException w:name="Light List Accent 6" w:uiPriority="61"/>
+    <w:lsdException w:name="Light Grid Accent 6" w:uiPriority="62"/>
+    <w:lsdException w:name="Medium Shading 1 Accent 6" w:uiPriority="63"/>
+    <w:lsdException w:name="Medium Shading 2 Accent 6" w:uiPriority="64"/>
+    <w:lsdException w:name="Medium List 1 Accent 6" w:uiPriority="65"/>
+    <w:lsdException w:name="Medium List 2 Accent 6" w:uiPriority="66"/>
+    <w:lsdException w:name="Medium Grid 1 Accent 6" w:uiPriority="67"/>
+    <w:lsdException w:name="Medium Grid 2 Accent 6" w:uiPriority="68"/>
+    <w:lsdException w:name="Medium Grid 3 Accent 6" w:uiPriority="69"/>
+    <w:lsdException w:name="Dark List Accent 6" w:uiPriority="70"/>
+    <w:lsdException w:name="Colorful Shading Accent 6" w:uiPriority="71"/>
+    <w:lsdException w:name="Colorful List Accent 6" w:uiPriority="72"/>
+    <w:lsdException w:name="Colorful Grid Accent 6" w:uiPriority="73"/>
+    <w:lsdException w:name="Subtle Emphasis" w:uiPriority="19" w:qFormat="1"/>
+    <w:lsdException w:name="Intense Emphasis" w:uiPriority="21" w:qFormat="1"/>
+    <w:lsdException w:name="Subtle Reference" w:uiPriority="31" w:qFormat="1"/>
+    <w:lsdException w:name="Intense Reference" w:uiPriority="32" w:qFormat="1"/>
+    <w:lsdException w:name="Book Title" w:uiPriority="33" w:qFormat="1"/>
+    <w:lsdException w:name="Bibliography" w:semiHidden="1" w:uiPriority="37" w:unhideWhenUsed="1"/>
+    <w:lsdException w:name="TOC Heading" w:semiHidden="1" w:uiPriority="39" w:unhideWhenUsed="1" w:qFormat="1"/>
+    <w:lsdException w:name="Plain Table 1" w:uiPriority="41"/>
+    <w:lsdException w:name="Plain Table 2" w:uiPriority="42"/>
+    <w:lsdException w:name="Plain Table 3" w:uiPriority="43"/>
+    <w:lsdException w:name="Plain Table 4" w:uiPriority="44"/>
+    <w:lsdException w:name="Plain Table 5" w:uiPriority="45"/>
+    <w:lsdException w:name="Grid Table Light" w:uiPriority="40"/>
+    <w:lsdException w:name="Grid Table 1 Light" w:uiPriority="46"/>
+    <w:lsdException w:name="Grid Table 2" w:uiPriority="47"/>
+    <w:lsdException w:name="Grid Table 3" w:uiPriority="48"/>
+    <w:lsdException w:name="Grid Table 4" w:uiPriority="49"/>
+    <w:lsdException w:name="Grid Table 5 Dark" w:uiPriority="50"/>
+    <w:lsdException w:name="Grid Table 6 Colorful" w:uiPriority="51"/>
+    <w:lsdException w:name="Grid Table 7 Colorful" w:uiPriority="52"/>
+    <w:lsdException w:name="Grid Table 1 Light Accent 1" w:uiPriority="46"/>
+    <w:lsdException w:name="Grid Table 2 Accent 1" w:uiPriority="47"/>
+    <w:lsdException w:name="Grid Table 3 Accent 1" w:uiPriority="48"/>
+    <w:lsdException w:name="Grid Table 4 Accent 1" w:uiPriority="49"/>
+    <w:lsdException w:name="Grid Table 5 Dark Accent 1" w:uiPriority="50"/>
+    <w:lsdException w:name="Grid Table 6 Colorful Accent 1" w:uiPriority="51"/>
+    <w:lsdException w:name="Grid Table 7 Colorful Accent 1" w:uiPriority="52"/>
+    <w:lsdException w:name="Grid Table 1 Light Accent 2" w:uiPriority="46"/>
+    <w:lsdException w:name="Grid Table 2 Accent 2" w:uiPriority="47"/>
+    <w:lsdException w:name="Grid Table 3 Accent 2" w:uiPriority="48"/>
+    <w:lsdException w:name="Grid Table 4 Accent 2" w:uiPriority="49"/>
+    <w:lsdException w:name="Grid Table 5 Dark Accent 2" w:uiPriority="50"/>
+    <w:lsdException w:name="Grid Table 6 Colorful Accent 2" w:uiPriority="51"/>
+    <w:lsdException w:name="Grid Table 7 Colorful Accent 2" w:uiPriority="52"/>
+    <w:lsdException w:name="Grid Table 1 Light Accent 3" w:uiPriority="46"/>
+    <w:lsdException w:name="Grid Table 2 Accent 3" w:uiPriority="47"/>
+    <w:lsdException w:name="Grid Table 3 Accent 3" w:uiPriority="48"/>
+    <w:lsdException w:name="Grid Table 4 Accent 3" w:uiPriority="49"/>
+    <w:lsdException w:name="Grid Table 5 Dark Accent 3" w:uiPriority="50"/>
+    <w:lsdException w:name="Grid Table 6 Colorful Accent 3" w:uiPriority="51"/>
+    <w:lsdException w:name="Grid Table 7 Colorful Accent 3" w:uiPriority="52"/>
+    <w:lsdException w:name="Grid Table 1 Light Accent 4" w:uiPriority="46"/>
+    <w:lsdException w:name="Grid Table 2 Accent 4" w:uiPriority="47"/>
+    <w:lsdException w:name="Grid Table 3 Accent 4" w:uiPriority="48"/>
+    <w:lsdException w:name="Grid Table 4 Accent 4" w:uiPriority="49"/>
+    <w:lsdException w:name="Grid Table 5 Dark Accent 4" w:uiPriority="50"/>
+    <w:lsdException w:name="Grid Table 6 Colorful Accent 4" w:uiPriority="51"/>
+    <w:lsdException w:name="Grid Table 7 Colorful Accent 4" w:uiPriority="52"/>
+    <w:lsdException w:name="Grid Table 1 Light Accent 5" w:uiPriority="46"/>
+    <w:lsdException w:name="Grid Table 2 Accent 5" w:uiPriority="47"/>
+    <w:lsdException w:name="Grid Table 3 Accent 5" w:uiPriority="48"/>
+    <w:lsdException w:name="Grid Table 4 Accent 5" w:uiPriority="49"/>
+    <w:lsdException w:name="Grid Table 5 Dark Accent 5" w:uiPriority="50"/>
+    <w:lsdException w:name="Grid Table 6 Colorful Accent 5" w:uiPriority="51"/>
+    <w:lsdException w:name="Grid Table 7 Colorful Accent 5" w:uiPriority="52"/>
+    <w:lsdException w:name="Grid Table 1 Light Accent 6" w:uiPriority="46"/>
+    <w:lsdException w:name="Grid Table 2 Accent 6" w:uiPriority="47"/>
+    <w:lsdException w:name="Grid Table 3 Accent 6" w:uiPriority="48"/>
+    <w:lsdException w:name="Grid Table 4 Accent 6" w:uiPriority="49"/>
+    <w:lsdException w:name="Grid Table 5 Dark Accent 6" w:uiPriority="50"/>
+    <w:lsdException w:name="Grid Table 6 Colorful Accent 6" w:uiPriority="51"/>
+    <w:lsdException w:name="Grid Table 7 Colorful Accent 6" w:uiPriority="52"/>
+    <w:lsdException w:name="List Table 1 Light" w:uiPriority="46"/>
+    <w:lsdException w:name="List Table 2" w:uiPriority="47"/>
+    <w:lsdException w:name="List Table 3" w:uiPriority="48"/>
+    <w:lsdException w:name="List Table 4" w:uiPriority="49"/>
+    <w:lsdException w:name="List Table 5 Dark" w:uiPriority="50"/>
+    <w:lsdException w:name="List Table 6 Colorful" w:uiPriority="51"/>
+    <w:lsdException w:name="List Table 7 Colorful" w:uiPriority="52"/>
+    <w:lsdException w:name="List Table 1 Light Accent 1" w:uiPriority="46"/>
+    <w:lsdException w:name="List Table 2 Accent 1" w:uiPriority="47"/>
+    <w:lsdException w:name="List Table 3 Accent 1" w:uiPriority="48"/>
+    <w:lsdException w:name="List Table 4 Accent 1" w:uiPriority="49"/>
+    <w:lsdException w:name="List Table 5 Dark Accent 1" w:uiPriority="50"/>
+    <w:lsdException w:name="List Table 6 Colorful Accent 1" w:uiPriority="51"/>
+    <w:lsdException w:name="List Table 7 Colorful Accent 1" w:uiPriority="52"/>
+    <w:lsdException w:name="List Table 1 Light Accent 2" w:uiPriority="46"/>
+    <w:lsdException w:name="List Table 2 Accent 2" w:uiPriority="47"/>
+    <w:lsdException w:name="List Table 3 Accent 2" w:uiPriority="48"/>
+    <w:lsdException w:name="List Table 4 Accent 2" w:uiPriority="49"/>
+    <w:lsdException w:name="List Table 5 Dark Accent 2" w:uiPriority="50"/>
+    <w:lsdException w:name="List Table 6 Colorful Accent 2" w:uiPriority="51"/>
+    <w:lsdException w:name="List Table 7 Colorful Accent 2" w:uiPriority="52"/>
+    <w:lsdException w:name="List Table 1 Light Accent 3" w:uiPriority="46"/>
+    <w:lsdException w:name="List Table 2 Accent 3" w:uiPriority="47"/>
+    <w:lsdException w:name="List Table 3 Accent 3" w:uiPriority="48"/>
+    <w:lsdException w:name="List Table 4 Accent 3" w:uiPriority="49"/>
+    <w:lsdException w:name="List Table 5 Dark Accent 3" w:uiPriority="50"/>
+    <w:lsdException w:name="List Table 6 Colorful Accent 3" w:uiPriority="51"/>
+    <w:lsdException w:name="List Table 7 Colorful Accent 3" w:uiPriority="52"/>
+    <w:lsdException w:name="List Table 1 Light Accent 4" w:uiPriority="46"/>
+    <w:lsdException w:name="List Table 2 Accent 4" w:uiPriority="47"/>
+    <w:lsdException w:name="List Table 3 Accent 4" w:uiPriority="48"/>
+    <w:lsdException w:name="List Table 4 Accent 4" w:uiPriority="49"/>
+    <w:lsdException w:name="List Table 5 Dark Accent 4" w:uiPriority="50"/>
+    <w:lsdException w:name="List Table 6 Colorful Accent 4" w:uiPriority="51"/>
+    <w:lsdException w:name="List Table 7 Colorful Accent 4" w:uiPriority="52"/>
+    <w:lsdException w:name="List Table 1 Light Accent 5" w:uiPriority="46"/>
+    <w:lsdException w:name="List Table 2 Accent 5" w:uiPriority="47"/>
+    <w:lsdException w:name="List Table 3 Accent 5" w:uiPriority="48"/>
+    <w:lsdException w:name="List Table 4 Accent 5" w:uiPriority="49"/>
+    <w:lsdException w:name="List Table 5 Dark Accent 5" w:uiPriority="50"/>
+    <w:lsdException w:name="List Table 6 Colorful Accent 5" w:uiPriority="51"/>
+    <w:lsdException w:name="List Table 7 Colorful Accent 5" w:uiPriority="52"/>
+    <w:lsdException w:name="List Table 1 Light Accent 6" w:uiPriority="46"/>
+    <w:lsdException w:name="List Table 2 Accent 6" w:uiPriority="47"/>
+    <w:lsdException w:name="List Table 3 Accent 6" w:uiPriority="48"/>
+    <w:lsdException w:name="List Table 4 Accent 6" w:uiPriority="49"/>
+    <w:lsdException w:name="List Table 5 Dark Accent 6" w:uiPriority="50"/>
+    <w:lsdException w:name="List Table 6 Colorful Accent 6" w:uiPriority="51"/>
+    <w:lsdException w:name="List Table 7 Colorful Accent 6" w:uiPriority="52"/>
+    <w:lsdException w:name="Mention" w:semiHidden="1" w:unhideWhenUsed="1"/>
+    <w:lsdException w:name="Smart Hyperlink" w:semiHidden="1" w:unhideWhenUsed="1"/>
+    <w:lsdException w:name="Hashtag" w:semiHidden="1" w:unhideWhenUsed="1"/>
+    <w:lsdException w:name="Unresolved Mention" w:semiHidden="1" w:unhideWhenUsed="1"/>
+    <w:lsdException w:name="Smart Link" w:semiHidden="1" w:unhideWhenUsed="1"/>
+  </w:latentStyles>
+  <w:style w:type="paragraph" w:default="1" w:styleId="Normal">
+    <w:name w:val="Normal"/>
     <w:qFormat/>
-    <w:rPr>
-      <w:sz w:val="56"/>
-      <w:szCs w:val="56"/>
-    </w:rPr>
   </w:style>
   <w:style w:type="paragraph" w:styleId="Heading1">
-    <w:name w:val="Heading 1"/>
-    <w:basedOn w:val="Normal"/>
-    <w:next w:val="Normal"/>
+    <w:name w:val="heading 1"/>
+    <w:uiPriority w:val="9"/>
     <w:qFormat/>
+    <w:pPr>
+      <w:outlineLvl w:val="0"/>
+    </w:pPr>
     <w:rPr>
       <w:color w:val="2E74B5"/>
       <w:sz w:val="32"/>
@@ -570,10 +961,14 @@
     </w:rPr>
   </w:style>
   <w:style w:type="paragraph" w:styleId="Heading2">
-    <w:name w:val="Heading 2"/>
-    <w:basedOn w:val="Normal"/>
-    <w:next w:val="Normal"/>
+    <w:name w:val="heading 2"/>
+    <w:uiPriority w:val="9"/>
+    <w:semiHidden/>
+    <w:unhideWhenUsed/>
     <w:qFormat/>
+    <w:pPr>
+      <w:outlineLvl w:val="1"/>
+    </w:pPr>
     <w:rPr>
       <w:color w:val="2E74B5"/>
       <w:sz w:val="26"/>
@@ -581,10 +976,14 @@
     </w:rPr>
   </w:style>
   <w:style w:type="paragraph" w:styleId="Heading3">
-    <w:name w:val="Heading 3"/>
-    <w:basedOn w:val="Normal"/>
-    <w:next w:val="Normal"/>
+    <w:name w:val="heading 3"/>
+    <w:uiPriority w:val="9"/>
+    <w:semiHidden/>
+    <w:unhideWhenUsed/>
     <w:qFormat/>
+    <w:pPr>
+      <w:outlineLvl w:val="2"/>
+    </w:pPr>
     <w:rPr>
       <w:color w:val="1F4D78"/>
       <w:sz w:val="24"/>
@@ -592,10 +991,14 @@
     </w:rPr>
   </w:style>
   <w:style w:type="paragraph" w:styleId="Heading4">
-    <w:name w:val="Heading 4"/>
-    <w:basedOn w:val="Normal"/>
-    <w:next w:val="Normal"/>
+    <w:name w:val="heading 4"/>
+    <w:uiPriority w:val="9"/>
+    <w:semiHidden/>
+    <w:unhideWhenUsed/>
     <w:qFormat/>
+    <w:pPr>
+      <w:outlineLvl w:val="3"/>
+    </w:pPr>
     <w:rPr>
       <w:i/>
       <w:iCs/>
@@ -603,27 +1006,69 @@
     </w:rPr>
   </w:style>
   <w:style w:type="paragraph" w:styleId="Heading5">
-    <w:name w:val="Heading 5"/>
-    <w:basedOn w:val="Normal"/>
-    <w:next w:val="Normal"/>
+    <w:name w:val="heading 5"/>
+    <w:uiPriority w:val="9"/>
+    <w:semiHidden/>
+    <w:unhideWhenUsed/>
     <w:qFormat/>
+    <w:pPr>
+      <w:outlineLvl w:val="4"/>
+    </w:pPr>
     <w:rPr>
       <w:color w:val="2E74B5"/>
     </w:rPr>
   </w:style>
   <w:style w:type="paragraph" w:styleId="Heading6">
-    <w:name w:val="Heading 6"/>
-    <w:basedOn w:val="Normal"/>
-    <w:next w:val="Normal"/>
+    <w:name w:val="heading 6"/>
+    <w:uiPriority w:val="9"/>
+    <w:semiHidden/>
+    <w:unhideWhenUsed/>
     <w:qFormat/>
+    <w:pPr>
+      <w:outlineLvl w:val="5"/>
+    </w:pPr>
     <w:rPr>
       <w:color w:val="1F4D78"/>
     </w:rPr>
   </w:style>
-  <w:style w:type="paragraph" w:styleId="Strong">
-    <w:name w:val="Strong"/>
-    <w:basedOn w:val="Normal"/>
-    <w:next w:val="Normal"/>
+  <w:style w:type="character" w:default="1" w:styleId="DefaultParagraphFont">
+    <w:name w:val="Default Paragraph Font"/>
+    <w:uiPriority w:val="1"/>
+    <w:semiHidden/>
+    <w:unhideWhenUsed/>
+  </w:style>
+  <w:style w:type="table" w:default="1" w:styleId="TableNormal">
+    <w:name w:val="Normal Table"/>
+    <w:uiPriority w:val="99"/>
+    <w:semiHidden/>
+    <w:unhideWhenUsed/>
+    <w:tblPr>
+      <w:tblInd w:w="0" w:type="dxa"/>
+      <w:tblCellMar>
+        <w:top w:w="0" w:type="dxa"/>
+        <w:left w:w="108" w:type="dxa"/>
+        <w:bottom w:w="0" w:type="dxa"/>
+        <w:right w:w="108" w:type="dxa"/>
+      </w:tblCellMar>
+    </w:tblPr>
+  </w:style>
+  <w:style w:type="numbering" w:default="1" w:styleId="NoList">
+    <w:name w:val="No List"/>
+    <w:uiPriority w:val="99"/>
+    <w:semiHidden/>
+    <w:unhideWhenUsed/>
+  </w:style>
+  <w:style w:type="paragraph" w:styleId="Title">
+    <w:name w:val="Title"/>
+    <w:uiPriority w:val="10"/>
+    <w:qFormat/>
+    <w:rPr>
+      <w:sz w:val="56"/>
+      <w:szCs w:val="56"/>
+    </w:rPr>
+  </w:style>
+  <w:style w:type="paragraph" w:customStyle="1" w:styleId="Strong1">
+    <w:name w:val="Strong1"/>
     <w:qFormat/>
     <w:rPr>
       <w:b/>
@@ -632,92 +1077,450 @@
   </w:style>
   <w:style w:type="paragraph" w:styleId="ListParagraph">
     <w:name w:val="List Paragraph"/>
-    <w:basedOn w:val="Normal"/>
     <w:qFormat/>
   </w:style>
   <w:style w:type="character" w:styleId="Hyperlink">
     <w:name w:val="Hyperlink"/>
+    <w:uiPriority w:val="99"/>
+    <w:unhideWhenUsed/>
+    <w:rPr>
+      <w:color w:val="0563C1"/>
+      <w:u w:val="single"/>
+    </w:rPr>
+  </w:style>
+  <w:style w:type="character" w:styleId="FootnoteReference">
+    <w:name w:val="footnote reference"/>
+    <w:uiPriority w:val="99"/>
+    <w:semiHidden/>
+    <w:unhideWhenUsed/>
+    <w:rPr>
+      <w:vertAlign w:val="superscript"/>
+    </w:rPr>
+  </w:style>
+  <w:style w:type="paragraph" w:styleId="FootnoteText">
+    <w:name w:val="footnote text"/>
+    <w:link w:val="FootnoteTextChar"/>
+    <w:uiPriority w:val="99"/>
+    <w:semiHidden/>
+    <w:unhideWhenUsed/>
+  </w:style>
+  <w:style w:type="character" w:customStyle="1" w:styleId="FootnoteTextChar">
+    <w:name w:val="Footnote Text Char"/>
+    <w:link w:val="FootnoteText"/>
+    <w:uiPriority w:val="99"/>
+    <w:semiHidden/>
+    <w:unhideWhenUsed/>
+    <w:rPr>
+      <w:sz w:val="20"/>
+      <w:szCs w:val="20"/>
+    </w:rPr>
+  </w:style>
+  <w:style w:type="character" w:styleId="EndnoteReference">
+    <w:name w:val="endnote reference"/>
+    <w:uiPriority w:val="99"/>
+    <w:semiHidden/>
+    <w:unhideWhenUsed/>
+    <w:rPr>
+      <w:vertAlign w:val="superscript"/>
+    </w:rPr>
+  </w:style>
+  <w:style w:type="paragraph" w:styleId="EndnoteText">
+    <w:name w:val="endnote text"/>
+    <w:link w:val="EndnoteTextChar"/>
+    <w:uiPriority w:val="99"/>
+    <w:semiHidden/>
+    <w:unhideWhenUsed/>
+  </w:style>
+  <w:style w:type="character" w:customStyle="1" w:styleId="EndnoteTextChar">
+    <w:name w:val="Endnote Text Char"/>
+    <w:link w:val="EndnoteText"/>
+    <w:uiPriority w:val="99"/>
+    <w:semiHidden/>
+    <w:unhideWhenUsed/>
+    <w:rPr>
+      <w:sz w:val="20"/>
+      <w:szCs w:val="20"/>
+    </w:rPr>
+  </w:style>
+  <w:style w:type="character" w:styleId="FollowedHyperlink">
+    <w:name w:val="FollowedHyperlink"/>
     <w:basedOn w:val="DefaultParagraphFont"/>
     <w:uiPriority w:val="99"/>
-    <w:unhideWhenUsed/>
-    <w:rPr>
-      <w:color w:val="0563C1"/>
+    <w:semiHidden/>
+    <w:unhideWhenUsed/>
+    <w:rsid w:val="0036505C"/>
+    <w:rPr>
+      <w:color w:val="96607D" w:themeColor="followedHyperlink"/>
       <w:u w:val="single"/>
     </w:rPr>
   </w:style>
-  <w:style w:type="character" w:styleId="FootnoteReference">
-    <w:name w:val="footnote reference"/>
+  <w:style w:type="character" w:styleId="CommentReference">
+    <w:name w:val="annotation reference"/>
     <w:basedOn w:val="DefaultParagraphFont"/>
     <w:uiPriority w:val="99"/>
     <w:semiHidden/>
     <w:unhideWhenUsed/>
-    <w:rPr>
-      <w:vertAlign w:val="superscript"/>
-    </w:rPr>
-  </w:style>
-  <w:style w:type="paragraph" w:styleId="FootnoteText">
-    <w:name w:val="footnote text"/>
+    <w:rsid w:val="0036505C"/>
+    <w:rPr>
+      <w:sz w:val="16"/>
+      <w:szCs w:val="16"/>
+    </w:rPr>
+  </w:style>
+  <w:style w:type="paragraph" w:styleId="CommentText">
+    <w:name w:val="annotation text"/>
     <w:basedOn w:val="Normal"/>
-    <w:link w:val="FootnoteTextChar"/>
+    <w:link w:val="CommentTextChar"/>
     <w:uiPriority w:val="99"/>
-    <w:semiHidden/>
-    <w:unhideWhenUsed/>
-    <w:pPr>
-      <w:spacing w:after="0" w:line="240" w:lineRule="auto"/>
-    </w:pPr>
-    <w:rPr>
-      <w:sz w:val="20"/>
-      <w:szCs w:val="20"/>
-    </w:rPr>
-  </w:style>
-  <w:style w:type="character" w:styleId="FootnoteTextChar">
-    <w:name w:val="Footnote Text Char"/>
+    <w:unhideWhenUsed/>
+    <w:rsid w:val="0036505C"/>
+  </w:style>
+  <w:style w:type="character" w:customStyle="1" w:styleId="CommentTextChar">
+    <w:name w:val="Comment Text Char"/>
     <w:basedOn w:val="DefaultParagraphFont"/>
-    <w:link w:val="FootnoteText"/>
+    <w:link w:val="CommentText"/>
     <w:uiPriority w:val="99"/>
-    <w:semiHidden/>
-    <w:unhideWhenUsed/>
-    <w:rPr>
-      <w:sz w:val="20"/>
-      <w:szCs w:val="20"/>
-    </w:rPr>
-  </w:style>
-  <w:style w:type="character" w:styleId="EndnoteReference">
-    <w:name w:val="endnote reference"/>
-    <w:basedOn w:val="DefaultParagraphFont"/>
+    <w:rsid w:val="0036505C"/>
+  </w:style>
+  <w:style w:type="paragraph" w:styleId="CommentSubject">
+    <w:name w:val="annotation subject"/>
+    <w:basedOn w:val="CommentText"/>
+    <w:next w:val="CommentText"/>
+    <w:link w:val="CommentSubjectChar"/>
     <w:uiPriority w:val="99"/>
     <w:semiHidden/>
     <w:unhideWhenUsed/>
-    <w:rPr>
-      <w:vertAlign w:val="superscript"/>
-    </w:rPr>
-  </w:style>
-  <w:style w:type="paragraph" w:styleId="EndnoteText">
-    <w:name w:val="endnote text"/>
-    <w:basedOn w:val="Normal"/>
-    <w:link w:val="EndnoteTextChar"/>
+    <w:rsid w:val="0036505C"/>
+    <w:rPr>
+      <w:b/>
+      <w:bCs/>
+    </w:rPr>
+  </w:style>
+  <w:style w:type="character" w:customStyle="1" w:styleId="CommentSubjectChar">
+    <w:name w:val="Comment Subject Char"/>
+    <w:basedOn w:val="CommentTextChar"/>
+    <w:link w:val="CommentSubject"/>
     <w:uiPriority w:val="99"/>
     <w:semiHidden/>
-    <w:unhideWhenUsed/>
-    <w:pPr>
-      <w:spacing w:after="0" w:line="240" w:lineRule="auto"/>
-    </w:pPr>
-    <w:rPr>
-      <w:sz w:val="20"/>
-      <w:szCs w:val="20"/>
-    </w:rPr>
-  </w:style>
-  <w:style w:type="character" w:styleId="EndnoteTextChar">
-    <w:name w:val="Endnote Text Char"/>
-    <w:basedOn w:val="DefaultParagraphFont"/>
-    <w:link w:val="EndnoteText"/>
-    <w:uiPriority w:val="99"/>
-    <w:semiHidden/>
-    <w:unhideWhenUsed/>
-    <w:rPr>
-      <w:sz w:val="20"/>
-      <w:szCs w:val="20"/>
+    <w:rsid w:val="0036505C"/>
+    <w:rPr>
+      <w:b/>
+      <w:bCs/>
     </w:rPr>
   </w:style>
 </w:styles>
+</file>
+
+<file path=word/theme/theme1.xml><?xml version="1.0" encoding="utf-8"?>
+<a:theme xmlns:a="http://schemas.openxmlformats.org/drawingml/2006/main" name="Office Theme">
+  <a:themeElements>
+    <a:clrScheme name="Office">
+      <a:dk1>
+        <a:sysClr val="windowText" lastClr="000000"/>
+      </a:dk1>
+      <a:lt1>
+        <a:sysClr val="window" lastClr="FFFFFF"/>
+      </a:lt1>
+      <a:dk2>
+        <a:srgbClr val="0E2841"/>
+      </a:dk2>
+      <a:lt2>
+        <a:srgbClr val="E8E8E8"/>
+      </a:lt2>
+      <a:accent1>
+        <a:srgbClr val="156082"/>
+      </a:accent1>
+      <a:accent2>
+        <a:srgbClr val="E97132"/>
+      </a:accent2>
+      <a:accent3>
+        <a:srgbClr val="196B24"/>
+      </a:accent3>
+      <a:accent4>
+        <a:srgbClr val="0F9ED5"/>
+      </a:accent4>
+      <a:accent5>
+        <a:srgbClr val="A02B93"/>
+      </a:accent5>
+      <a:accent6>
+        <a:srgbClr val="4EA72E"/>
+      </a:accent6>
+      <a:hlink>
+        <a:srgbClr val="467886"/>
+      </a:hlink>
+      <a:folHlink>
+        <a:srgbClr val="96607D"/>
+      </a:folHlink>
+    </a:clrScheme>
+    <a:fontScheme name="Office">
+      <a:majorFont>
+        <a:latin typeface="Aptos Display" panose="02110004020202020204"/>
+        <a:ea typeface=""/>
+        <a:cs typeface=""/>
+        <a:font script="Jpan" typeface="游ゴシック Light"/>
+        <a:font script="Hang" typeface="맑은 고딕"/>
+        <a:font script="Hans" typeface="等线 Light"/>
+        <a:font script="Hant" typeface="新細明體"/>
+        <a:font script="Arab" typeface="Times New Roman"/>
+        <a:font script="Hebr" typeface="Times New Roman"/>
+        <a:font script="Thai" typeface="Angsana New"/>
+        <a:font script="Ethi" typeface="Nyala"/>
+        <a:font script="Beng" typeface="Vrinda"/>
+        <a:font script="Gujr" typeface="Shruti"/>
+        <a:font script="Khmr" typeface="MoolBoran"/>
+        <a:font script="Knda" typeface="Tunga"/>
+        <a:font script="Guru" typeface="Raavi"/>
+        <a:font script="Cans" typeface="Euphemia"/>
+        <a:font script="Cher" typeface="Plantagenet Cherokee"/>
+        <a:font script="Yiii" typeface="Microsoft Yi Baiti"/>
+        <a:font script="Tibt" typeface="Microsoft Himalaya"/>
+        <a:font script="Thaa" typeface="MV Boli"/>
+        <a:font script="Deva" typeface="Mangal"/>
+        <a:font script="Telu" typeface="Gautami"/>
+        <a:font script="Taml" typeface="Latha"/>
+        <a:font script="Syrc" typeface="Estrangelo Edessa"/>
+        <a:font script="Orya" typeface="Kalinga"/>
+        <a:font script="Mlym" typeface="Kartika"/>
+        <a:font script="Laoo" typeface="DokChampa"/>
+        <a:font script="Sinh" typeface="Iskoola Pota"/>
+        <a:font script="Mong" typeface="Mongolian Baiti"/>
+        <a:font script="Viet" typeface="Times New Roman"/>
+        <a:font script="Uigh" typeface="Microsoft Uighur"/>
+        <a:font script="Geor" typeface="Sylfaen"/>
+        <a:font script="Armn" typeface="Arial"/>
+        <a:font script="Bugi" typeface="Leelawadee UI"/>
+        <a:font script="Bopo" typeface="Microsoft JhengHei"/>
+        <a:font script="Java" typeface="Javanese Text"/>
+        <a:font script="Lisu" typeface="Segoe UI"/>
+        <a:font script="Mymr" typeface="Myanmar Text"/>
+        <a:font script="Nkoo" typeface="Ebrima"/>
+        <a:font script="Olck" typeface="Nirmala UI"/>
+        <a:font script="Osma" typeface="Ebrima"/>
+        <a:font script="Phag" typeface="Phagspa"/>
+        <a:font script="Syrn" typeface="Estrangelo Edessa"/>
+        <a:font script="Syrj" typeface="Estrangelo Edessa"/>
+        <a:font script="Syre" typeface="Estrangelo Edessa"/>
+        <a:font script="Sora" typeface="Nirmala UI"/>
+        <a:font script="Tale" typeface="Microsoft Tai Le"/>
+        <a:font script="Talu" typeface="Microsoft New Tai Lue"/>
+        <a:font script="Tfng" typeface="Ebrima"/>
+      </a:majorFont>
+      <a:minorFont>
+        <a:latin typeface="Aptos" panose="02110004020202020204"/>
+        <a:ea typeface=""/>
+        <a:cs typeface=""/>
+        <a:font script="Jpan" typeface="游明朝"/>
+        <a:font script="Hang" typeface="맑은 고딕"/>
+        <a:font script="Hans" typeface="等线"/>
+        <a:font script="Hant" typeface="新細明體"/>
+        <a:font script="Arab" typeface="Arial"/>
+        <a:font script="Hebr" typeface="Arial"/>
+        <a:font script="Thai" typeface="Cordia New"/>
+        <a:font script="Ethi" typeface="Nyala"/>
+        <a:font script="Beng" typeface="Vrinda"/>
+        <a:font script="Gujr" typeface="Shruti"/>
+        <a:font script="Khmr" typeface="DaunPenh"/>
+        <a:font script="Knda" typeface="Tunga"/>
+        <a:font script="Guru" typeface="Raavi"/>
+        <a:font script="Cans" typeface="Euphemia"/>
+        <a:font script="Cher" typeface="Plantagenet Cherokee"/>
+        <a:font script="Yiii" typeface="Microsoft Yi Baiti"/>
+        <a:font script="Tibt" typeface="Microsoft Himalaya"/>
+        <a:font script="Thaa" typeface="MV Boli"/>
+        <a:font script="Deva" typeface="Mangal"/>
+        <a:font script="Telu" typeface="Gautami"/>
+        <a:font script="Taml" typeface="Latha"/>
+        <a:font script="Syrc" typeface="Estrangelo Edessa"/>
+        <a:font script="Orya" typeface="Kalinga"/>
+        <a:font script="Mlym" typeface="Kartika"/>
+        <a:font script="Laoo" typeface="DokChampa"/>
+        <a:font script="Sinh" typeface="Iskoola Pota"/>
+        <a:font script="Mong" typeface="Mongolian Baiti"/>
+        <a:font script="Viet" typeface="Arial"/>
+        <a:font script="Uigh" typeface="Microsoft Uighur"/>
+        <a:font script="Geor" typeface="Sylfaen"/>
+        <a:font script="Armn" typeface="Arial"/>
+        <a:font script="Bugi" typeface="Leelawadee UI"/>
+        <a:font script="Bopo" typeface="Microsoft JhengHei"/>
+        <a:font script="Java" typeface="Javanese Text"/>
+        <a:font script="Lisu" typeface="Segoe UI"/>
+        <a:font script="Mymr" typeface="Myanmar Text"/>
+        <a:font script="Nkoo" typeface="Ebrima"/>
+        <a:font script="Olck" typeface="Nirmala UI"/>
+        <a:font script="Osma" typeface="Ebrima"/>
+        <a:font script="Phag" typeface="Phagspa"/>
+        <a:font script="Syrn" typeface="Estrangelo Edessa"/>
+        <a:font script="Syrj" typeface="Estrangelo Edessa"/>
+        <a:font script="Syre" typeface="Estrangelo Edessa"/>
+        <a:font script="Sora" typeface="Nirmala UI"/>
+        <a:font script="Tale" typeface="Microsoft Tai Le"/>
+        <a:font script="Talu" typeface="Microsoft New Tai Lue"/>
+        <a:font script="Tfng" typeface="Ebrima"/>
+      </a:minorFont>
+    </a:fontScheme>
+    <a:fmtScheme name="Office">
+      <a:fillStyleLst>
+        <a:solidFill>
+          <a:schemeClr val="phClr"/>
+        </a:solidFill>
+        <a:gradFill rotWithShape="1">
+          <a:gsLst>
+            <a:gs pos="0">
+              <a:schemeClr val="phClr">
+                <a:lumMod val="110000"/>
+                <a:satMod val="105000"/>
+                <a:tint val="67000"/>
+              </a:schemeClr>
+            </a:gs>
+            <a:gs pos="50000">
+              <a:schemeClr val="phClr">
+                <a:lumMod val="105000"/>
+                <a:satMod val="103000"/>
+                <a:tint val="73000"/>
+              </a:schemeClr>
+            </a:gs>
+            <a:gs pos="100000">
+              <a:schemeClr val="phClr">
+                <a:lumMod val="105000"/>
+                <a:satMod val="109000"/>
+                <a:tint val="81000"/>
+              </a:schemeClr>
+            </a:gs>
+          </a:gsLst>
+          <a:lin ang="5400000" scaled="0"/>
+        </a:gradFill>
+        <a:gradFill rotWithShape="1">
+          <a:gsLst>
+            <a:gs pos="0">
+              <a:schemeClr val="phClr">
+                <a:satMod val="103000"/>
+                <a:lumMod val="102000"/>
+                <a:tint val="94000"/>
+              </a:schemeClr>
+            </a:gs>
+            <a:gs pos="50000">
+              <a:schemeClr val="phClr">
+                <a:satMod val="110000"/>
+                <a:lumMod val="100000"/>
+                <a:shade val="100000"/>
+              </a:schemeClr>
+            </a:gs>
+            <a:gs pos="100000">
+              <a:schemeClr val="phClr">
+                <a:lumMod val="99000"/>
+                <a:satMod val="120000"/>
+                <a:shade val="78000"/>
+              </a:schemeClr>
+            </a:gs>
+          </a:gsLst>
+          <a:lin ang="5400000" scaled="0"/>
+        </a:gradFill>
+      </a:fillStyleLst>
+      <a:lnStyleLst>
+        <a:ln w="12700" cap="flat" cmpd="sng" algn="ctr">
+          <a:solidFill>
+            <a:schemeClr val="phClr"/>
+          </a:solidFill>
+          <a:prstDash val="solid"/>
+          <a:miter lim="800000"/>
+        </a:ln>
+        <a:ln w="19050" cap="flat" cmpd="sng" algn="ctr">
+          <a:solidFill>
+            <a:schemeClr val="phClr"/>
+          </a:solidFill>
+          <a:prstDash val="solid"/>
+          <a:miter lim="800000"/>
+        </a:ln>
+        <a:ln w="25400" cap="flat" cmpd="sng" algn="ctr">
+          <a:solidFill>
+            <a:schemeClr val="phClr"/>
+          </a:solidFill>
+          <a:prstDash val="solid"/>
+          <a:miter lim="800000"/>
+        </a:ln>
+      </a:lnStyleLst>
+      <a:effectStyleLst>
+        <a:effectStyle>
+          <a:effectLst/>
+        </a:effectStyle>
+        <a:effectStyle>
+          <a:effectLst/>
+        </a:effectStyle>
+        <a:effectStyle>
+          <a:effectLst>
+            <a:outerShdw blurRad="57150" dist="19050" dir="5400000" algn="ctr" rotWithShape="0">
+              <a:srgbClr val="000000">
+                <a:alpha val="63000"/>
+              </a:srgbClr>
+            </a:outerShdw>
+          </a:effectLst>
+        </a:effectStyle>
+      </a:effectStyleLst>
+      <a:bgFillStyleLst>
+        <a:solidFill>
+          <a:schemeClr val="phClr"/>
+        </a:solidFill>
+        <a:solidFill>
+          <a:schemeClr val="phClr">
+            <a:tint val="95000"/>
+            <a:satMod val="170000"/>
+          </a:schemeClr>
+        </a:solidFill>
+        <a:gradFill rotWithShape="1">
+          <a:gsLst>
+            <a:gs pos="0">
+              <a:schemeClr val="phClr">
+                <a:tint val="93000"/>
+                <a:satMod val="150000"/>
+                <a:shade val="98000"/>
+                <a:lumMod val="102000"/>
+              </a:schemeClr>
+            </a:gs>
+            <a:gs pos="50000">
+              <a:schemeClr val="phClr">
+                <a:tint val="98000"/>
+                <a:satMod val="130000"/>
+                <a:shade val="90000"/>
+                <a:lumMod val="103000"/>
+              </a:schemeClr>
+            </a:gs>
+            <a:gs pos="100000">
+              <a:schemeClr val="phClr">
+                <a:shade val="63000"/>
+                <a:satMod val="120000"/>
+              </a:schemeClr>
+            </a:gs>
+          </a:gsLst>
+          <a:lin ang="5400000" scaled="0"/>
+        </a:gradFill>
+      </a:bgFillStyleLst>
+    </a:fmtScheme>
+  </a:themeElements>
+  <a:objectDefaults>
+    <a:lnDef>
+      <a:spPr/>
+      <a:bodyPr/>
+      <a:lstStyle/>
+      <a:style>
+        <a:lnRef idx="2">
+          <a:schemeClr val="accent1"/>
+        </a:lnRef>
+        <a:fillRef idx="0">
+          <a:schemeClr val="accent1"/>
+        </a:fillRef>
+        <a:effectRef idx="1">
+          <a:schemeClr val="accent1"/>
+        </a:effectRef>
+        <a:fontRef idx="minor">
+          <a:schemeClr val="tx1"/>
+        </a:fontRef>
+      </a:style>
+    </a:lnDef>
+  </a:objectDefaults>
+  <a:extraClrSchemeLst/>
+  <a:extLst>
+    <a:ext uri="{05A4C25C-085E-4340-85A3-A5531E510DB2}">
+      <thm15:themeFamily xmlns:thm15="http://schemas.microsoft.com/office/thememl/2012/main" name="Office Theme" id="{2E142A2C-CD16-42D6-873A-C26D2A0506FA}" vid="{1BDDFF52-6CD6-40A5-AB3C-68EB2F1E4D0A}"/>
+    </a:ext>
+  </a:extLst>
+</a:theme>
 </file>
--- a/meetingNotes/Bibliography_SimFrameworksDatasets.docx
+++ b/meetingNotes/Bibliography_SimFrameworksDatasets.docx
@@ -92,6 +92,7 @@
         <w:spacing w:after="80"/>
       </w:pPr>
       <w:commentRangeStart w:id="0"/>
+      <w:commentRangeStart w:id="1"/>
       <w:r>
         <w:rPr>
           <w:b/>
@@ -138,6 +139,15 @@
         </w:rPr>
         <w:commentReference w:id="0"/>
       </w:r>
+      <w:commentRangeEnd w:id="1"/>
+      <w:r>
+        <w:rPr>
+          <w:rStyle w:val="CommentReference"/>
+          <w:sz w:val="20"/>
+          <w:szCs w:val="20"/>
+        </w:rPr>
+        <w:commentReference w:id="1"/>
+      </w:r>
     </w:p>
     <w:p>
       <w:pPr>
@@ -177,18 +187,18 @@
       <w:pPr>
         <w:spacing w:after="240"/>
       </w:pPr>
-      <w:commentRangeStart w:id="1"/>
+      <w:commentRangeStart w:id="2"/>
       <w:r>
         <w:t>This is the paper that most threatens our proposal as originally scoped, not just the logging half of it. Their Section 9 says they are already running controlled fault injections (active FDI, targeted GNSS spoofing, computational-load variation) across dozens of repeated real and simulated flights specifically to build a labeled attack dataset and a lightweight IDS trained on it — attack injection into PX4 simulation, full telemetry capture, labeled vulnerability dataset, exploration tool: the same four nouns as our proposal. The logging pipeline itself is already built and published (pyulog → CSV → pandas, phase-locked cross-flight alignment keyed to mission-item state transitions rather than wall-clock time, RMSE/variance/JSD/FFT metrics). If our contribution is “full telemetry logging,” that piece is done. We need to differentiate at the injection/dataset layer, or push into the ROS 2/DDS layer this paper doesn't touch (it logs PX4's own uORB bus, not the ROS 2 graph sitting on top of it).</w:t>
       </w:r>
-      <w:commentRangeEnd w:id="1"/>
+      <w:commentRangeEnd w:id="2"/>
       <w:r>
         <w:rPr>
           <w:rStyle w:val="CommentReference"/>
           <w:sz w:val="20"/>
           <w:szCs w:val="20"/>
         </w:rPr>
-        <w:commentReference w:id="1"/>
+        <w:commentReference w:id="2"/>
       </w:r>
     </w:p>
     <w:p>
@@ -409,7 +419,23 @@
       </w:r>
     </w:p>
   </w:comment>
-  <w:comment w:id="1" w:author="Liam Degand" w:date="2026-09-08T14:59:00Z" w:initials="LD">
+  <w:comment w:id="1" w:author="Liam Degand" w:date="2026-09-08T15:37:00Z" w:initials="LD">
+    <w:p>
+      <w:pPr>
+        <w:pStyle w:val="CommentText"/>
+      </w:pPr>
+      <w:r>
+        <w:rPr>
+          <w:rStyle w:val="CommentReference"/>
+        </w:rPr>
+        <w:annotationRef/>
+      </w:r>
+      <w:r>
+        <w:t>We can differentiate by using other attack models. For example injection, etc...</w:t>
+      </w:r>
+    </w:p>
+  </w:comment>
+  <w:comment w:id="2" w:author="Liam Degand" w:date="2026-09-08T14:59:00Z" w:initials="LD">
     <w:p>
       <w:pPr>
         <w:pStyle w:val="CommentText"/>
@@ -431,6 +457,7 @@
 <file path=word/commentsExtended.xml><?xml version="1.0" encoding="utf-8"?>
 <w15:commentsEx xmlns:wpc="http://schemas.microsoft.com/office/word/2010/wordprocessingCanvas" xmlns:cx="http://schemas.microsoft.com/office/drawing/2014/chartex" xmlns:cx1="http://schemas.microsoft.com/office/drawing/2015/9/8/chartex" xmlns:cx2="http://schemas.microsoft.com/office/drawing/2015/10/21/chartex" xmlns:cx3="http://schemas.microsoft.com/office/drawing/2016/5/9/chartex" xmlns:cx4="http://schemas.microsoft.com/office/drawing/2016/5/10/chartex" xmlns:cx5="http://schemas.microsoft.com/office/drawing/2016/5/11/chartex" xmlns:cx6="http://schemas.microsoft.com/office/drawing/2016/5/12/chartex" xmlns:cx7="http://schemas.microsoft.com/office/drawing/2016/5/13/chartex" xmlns:cx8="http://schemas.microsoft.com/office/drawing/2016/5/14/chartex" xmlns:mc="http://schemas.openxmlformats.org/markup-compatibility/2006" xmlns:aink="http://schemas.microsoft.com/office/drawing/2016/ink" xmlns:am3d="http://schemas.microsoft.com/office/drawing/2017/model3d" xmlns:o="urn:schemas-microsoft-com:office:office" xmlns:oel="http://schemas.microsoft.com/office/2019/extlst" xmlns:r="http://schemas.openxmlformats.org/officeDocument/2006/relationships" xmlns:m="http://schemas.openxmlformats.org/officeDocument/2006/math" xmlns:v="urn:schemas-microsoft-com:vml" xmlns:wp14="http://schemas.microsoft.com/office/word/2010/wordprocessingDrawing" xmlns:wp="http://schemas.openxmlformats.org/drawingml/2006/wordprocessingDrawing" xmlns:w10="urn:schemas-microsoft-com:office:word" xmlns:w="http://schemas.openxmlformats.org/wordprocessingml/2006/main" xmlns:w14="http://schemas.microsoft.com/office/word/2010/wordml" xmlns:w15="http://schemas.microsoft.com/office/word/2012/wordml" xmlns:w16cei="http://schemas.microsoft.com/office/word/2026/wordml/cei" xmlns:w16cex="http://schemas.microsoft.com/office/word/2018/wordml/cex" xmlns:w16cid="http://schemas.microsoft.com/office/word/2016/wordml/cid" xmlns:w16="http://schemas.microsoft.com/office/word/2018/wordml" xmlns:w16du="http://schemas.microsoft.com/office/word/2023/wordml/word16du" xmlns:w16sdtdh="http://schemas.microsoft.com/office/word/2020/wordml/sdtdatahash" xmlns:w16sdtfl="http://schemas.microsoft.com/office/word/2024/wordml/sdtformatlock" xmlns:w16se="http://schemas.microsoft.com/office/word/2015/wordml/symex" xmlns:wpg="http://schemas.microsoft.com/office/word/2010/wordprocessingGroup" xmlns:wpi="http://schemas.microsoft.com/office/word/2010/wordprocessingInk" xmlns:wne="http://schemas.microsoft.com/office/word/2006/wordml" xmlns:wps="http://schemas.microsoft.com/office/word/2010/wordprocessingShape" mc:Ignorable="w14 w15 w16se w16cid w16 w16cex w16sdtdh w16sdtfl w16du wp14">
   <w15:commentEx w15:paraId="48A96336" w15:done="0"/>
+  <w15:commentEx w15:paraId="0C776BBB" w15:paraIdParent="48A96336" w15:done="0"/>
   <w15:commentEx w15:paraId="12D40B1E" w15:done="0"/>
 </w15:commentsEx>
 </file>
@@ -438,6 +465,7 @@
 <file path=word/commentsExtensible.xml><?xml version="1.0" encoding="utf-8"?>
 <w16cex:commentsExtensible xmlns:wpc="http://schemas.microsoft.com/office/word/2010/wordprocessingCanvas" xmlns:cx="http://schemas.microsoft.com/office/drawing/2014/chartex" xmlns:cx1="http://schemas.microsoft.com/office/drawing/2015/9/8/chartex" xmlns:cx2="http://schemas.microsoft.com/office/drawing/2015/10/21/chartex" xmlns:cx3="http://schemas.microsoft.com/office/drawing/2016/5/9/chartex" xmlns:cx4="http://schemas.microsoft.com/office/drawing/2016/5/10/chartex" xmlns:cx5="http://schemas.microsoft.com/office/drawing/2016/5/11/chartex" xmlns:cx6="http://schemas.microsoft.com/office/drawing/2016/5/12/chartex" xmlns:cx7="http://schemas.microsoft.com/office/drawing/2016/5/13/chartex" xmlns:cx8="http://schemas.microsoft.com/office/drawing/2016/5/14/chartex" xmlns:cr="http://schemas.microsoft.com/office/comments/2020/reactions" xmlns:mc="http://schemas.openxmlformats.org/markup-compatibility/2006" xmlns:aink="http://schemas.microsoft.com/office/drawing/2016/ink" xmlns:am3d="http://schemas.microsoft.com/office/drawing/2017/model3d" xmlns:o="urn:schemas-microsoft-com:office:office" xmlns:oel="http://schemas.microsoft.com/office/2019/extlst" xmlns:r="http://schemas.openxmlformats.org/officeDocument/2006/relationships" xmlns:m="http://schemas.openxmlformats.org/officeDocument/2006/math" xmlns:v="urn:schemas-microsoft-com:vml" xmlns:wp14="http://schemas.microsoft.com/office/word/2010/wordprocessingDrawing" xmlns:wp="http://schemas.openxmlformats.org/drawingml/2006/wordprocessingDrawing" xmlns:w10="urn:schemas-microsoft-com:office:word" xmlns:w="http://schemas.openxmlformats.org/wordprocessingml/2006/main" xmlns:w14="http://schemas.microsoft.com/office/word/2010/wordml" xmlns:w15="http://schemas.microsoft.com/office/word/2012/wordml" xmlns:w16cei="http://schemas.microsoft.com/office/word/2026/wordml/cei" xmlns:w16cex="http://schemas.microsoft.com/office/word/2018/wordml/cex" xmlns:w16cid="http://schemas.microsoft.com/office/word/2016/wordml/cid" xmlns:w16="http://schemas.microsoft.com/office/word/2018/wordml" xmlns:w16du="http://schemas.microsoft.com/office/word/2023/wordml/word16du" xmlns:w16sdtdh="http://schemas.microsoft.com/office/word/2020/wordml/sdtdatahash" xmlns:w16sdtfl="http://schemas.microsoft.com/office/word/2024/wordml/sdtformatlock" xmlns:w16se="http://schemas.microsoft.com/office/word/2015/wordml/symex" xmlns:wpg="http://schemas.microsoft.com/office/word/2010/wordprocessingGroup" xmlns:wpi="http://schemas.microsoft.com/office/word/2010/wordprocessingInk" xmlns:wne="http://schemas.microsoft.com/office/word/2006/wordml" xmlns:wps="http://schemas.microsoft.com/office/word/2010/wordprocessingShape" mc:Ignorable="w14 w15 w16se w16cid w16 w16cex w16sdtdh w16sdtfl cr w16du wp14">
   <w16cex:commentExtensible w16cex:durableId="41D311E6" w16cex:dateUtc="2026-09-08T04:58:00Z"/>
+  <w16cex:commentExtensible w16cex:durableId="06282C4C" w16cex:dateUtc="2026-09-08T05:37:00Z"/>
   <w16cex:commentExtensible w16cex:durableId="6D19EB9A" w16cex:dateUtc="2026-09-08T04:59:00Z"/>
 </w16cex:commentsExtensible>
 </file>
@@ -445,6 +473,7 @@
 <file path=word/commentsIds.xml><?xml version="1.0" encoding="utf-8"?>
 <w16cid:commentsIds xmlns:wpc="http://schemas.microsoft.com/office/word/2010/wordprocessingCanvas" xmlns:cx="http://schemas.microsoft.com/office/drawing/2014/chartex" xmlns:cx1="http://schemas.microsoft.com/office/drawing/2015/9/8/chartex" xmlns:cx2="http://schemas.microsoft.com/office/drawing/2015/10/21/chartex" xmlns:cx3="http://schemas.microsoft.com/office/drawing/2016/5/9/chartex" xmlns:cx4="http://schemas.microsoft.com/office/drawing/2016/5/10/chartex" xmlns:cx5="http://schemas.microsoft.com/office/drawing/2016/5/11/chartex" xmlns:cx6="http://schemas.microsoft.com/office/drawing/2016/5/12/chartex" xmlns:cx7="http://schemas.microsoft.com/office/drawing/2016/5/13/chartex" xmlns:cx8="http://schemas.microsoft.com/office/drawing/2016/5/14/chartex" xmlns:mc="http://schemas.openxmlformats.org/markup-compatibility/2006" xmlns:aink="http://schemas.microsoft.com/office/drawing/2016/ink" xmlns:am3d="http://schemas.microsoft.com/office/drawing/2017/model3d" xmlns:o="urn:schemas-microsoft-com:office:office" xmlns:oel="http://schemas.microsoft.com/office/2019/extlst" xmlns:r="http://schemas.openxmlformats.org/officeDocument/2006/relationships" xmlns:m="http://schemas.openxmlformats.org/officeDocument/2006/math" xmlns:v="urn:schemas-microsoft-com:vml" xmlns:wp14="http://schemas.microsoft.com/office/word/2010/wordprocessingDrawing" xmlns:wp="http://schemas.openxmlformats.org/drawingml/2006/wordprocessingDrawing" xmlns:w10="urn:schemas-microsoft-com:office:word" xmlns:w="http://schemas.openxmlformats.org/wordprocessingml/2006/main" xmlns:w14="http://schemas.microsoft.com/office/word/2010/wordml" xmlns:w15="http://schemas.microsoft.com/office/word/2012/wordml" xmlns:w16cei="http://schemas.microsoft.com/office/word/2026/wordml/cei" xmlns:w16cex="http://schemas.microsoft.com/office/word/2018/wordml/cex" xmlns:w16cid="http://schemas.microsoft.com/office/word/2016/wordml/cid" xmlns:w16="http://schemas.microsoft.com/office/word/2018/wordml" xmlns:w16du="http://schemas.microsoft.com/office/word/2023/wordml/word16du" xmlns:w16sdtdh="http://schemas.microsoft.com/office/word/2020/wordml/sdtdatahash" xmlns:w16sdtfl="http://schemas.microsoft.com/office/word/2024/wordml/sdtformatlock" xmlns:w16se="http://schemas.microsoft.com/office/word/2015/wordml/symex" xmlns:wpg="http://schemas.microsoft.com/office/word/2010/wordprocessingGroup" xmlns:wpi="http://schemas.microsoft.com/office/word/2010/wordprocessingInk" xmlns:wne="http://schemas.microsoft.com/office/word/2006/wordml" xmlns:wps="http://schemas.microsoft.com/office/word/2010/wordprocessingShape" mc:Ignorable="w14 w15 w16se w16cid w16 w16cex w16sdtdh w16sdtfl w16du wp14">
   <w16cid:commentId w16cid:paraId="48A96336" w16cid:durableId="41D311E6"/>
+  <w16cid:commentId w16cid:paraId="0C776BBB" w16cid:durableId="06282C4C"/>
   <w16cid:commentId w16cid:paraId="12D40B1E" w16cid:durableId="6D19EB9A"/>
 </w16cid:commentsIds>
 </file>
